--- a/rapports/2026-06-06/EQ14/EQ14_sup_v2/DR_malforme_1_11202E_11/40-33-80-48.docx
+++ b/rapports/2026-06-06/EQ14/EQ14_sup_v2/DR_malforme_1_11202E_11/40-33-80-48.docx
@@ -297,7 +297,7 @@
           <w:color w:val="1F6FEB"/>
           <w:sz w:val="22"/>
         </w:rPr>
-        <w:t>⚠ INCOHÉRENCES À CORRIGER (73)</w:t>
+        <w:t>⚠ INCOHÉRENCES À CORRIGER (67)</w:t>
       </w:r>
     </w:p>
     <w:tbl>
@@ -518,6 +518,996 @@
                 <w:i w:val="0"/>
                 <w:sz w:val="16"/>
               </w:rPr>
+              <w:t>S07</w:t>
+              <w:br/>
+            </w:r>
+            <w:r>
+              <w:rPr>
+                <w:b w:val="0"/>
+                <w:i w:val="0"/>
+                <w:color w:val="64748B"/>
+                <w:sz w:val="14"/>
+              </w:rPr>
+              <w:t>Consommation alimentaire</w:t>
+            </w:r>
+          </w:p>
+        </w:tc>
+        <w:tc>
+          <w:tcPr>
+            <w:tcW w:type="dxa" w:w="1531"/>
+          </w:tcPr>
+          <w:p>
+            <w:r>
+              <w:rPr>
+                <w:b/>
+                <w:i w:val="0"/>
+                <w:color w:val="16A34A"/>
+                <w:sz w:val="16"/>
+              </w:rPr>
+              <w:t>s01q28, s01q29, s01q30, s02q01__1, s02q02__1, s02q03__1, s02q15, s03q18</w:t>
+            </w:r>
+          </w:p>
+        </w:tc>
+        <w:tc>
+          <w:tcPr>
+            <w:tcW w:type="dxa" w:w="1191"/>
+          </w:tcPr>
+          <w:p>
+            <w:r>
+              <w:rPr>
+                <w:b w:val="0"/>
+                <w:i w:val="0"/>
+                <w:color w:val="64748B"/>
+                <w:sz w:val="16"/>
+              </w:rPr>
+              <w:t>GT-CQ</w:t>
+            </w:r>
+          </w:p>
+        </w:tc>
+        <w:tc>
+          <w:tcPr>
+            <w:tcW w:type="dxa" w:w="4706"/>
+          </w:tcPr>
+          <w:p>
+            <w:r>
+              <w:rPr>
+                <w:b w:val="0"/>
+                <w:i w:val="0"/>
+                <w:sz w:val="17"/>
+              </w:rPr>
+              <w:t>Avertissement!! Les quantités du Thé soluble ou infusion consommées en Sachets industriel semble incoherent car les ménages consomment géneralement en sachet ou en paquet, prière de corriger ou confirmer avec le QG.</w:t>
+            </w:r>
+          </w:p>
+        </w:tc>
+      </w:tr>
+      <w:tr>
+        <w:tc>
+          <w:tcPr>
+            <w:tcW w:type="dxa" w:w="964"/>
+          </w:tcPr>
+          <w:p>
+            <w:r>
+              <w:rPr>
+                <w:b/>
+                <w:i w:val="0"/>
+                <w:color w:val="DC2626"/>
+                <w:sz w:val="16"/>
+              </w:rPr>
+              <w:t>Haute</w:t>
+            </w:r>
+          </w:p>
+        </w:tc>
+        <w:tc>
+          <w:tcPr>
+            <w:tcW w:type="dxa" w:w="1247"/>
+          </w:tcPr>
+          <w:p>
+            <w:r>
+              <w:rPr>
+                <w:b/>
+                <w:i w:val="0"/>
+                <w:sz w:val="16"/>
+              </w:rPr>
+              <w:t>S07</w:t>
+              <w:br/>
+            </w:r>
+            <w:r>
+              <w:rPr>
+                <w:b w:val="0"/>
+                <w:i w:val="0"/>
+                <w:color w:val="64748B"/>
+                <w:sz w:val="14"/>
+              </w:rPr>
+              <w:t>Consommation alimentaire</w:t>
+            </w:r>
+          </w:p>
+        </w:tc>
+        <w:tc>
+          <w:tcPr>
+            <w:tcW w:type="dxa" w:w="1531"/>
+          </w:tcPr>
+          <w:p>
+            <w:r>
+              <w:rPr>
+                <w:b/>
+                <w:i w:val="0"/>
+                <w:color w:val="16A34A"/>
+                <w:sz w:val="16"/>
+              </w:rPr>
+              <w:t>s00q27, s01q00a, s01q12, s01q13, s02q04, s03q11, s03q12, s01q01</w:t>
+            </w:r>
+          </w:p>
+        </w:tc>
+        <w:tc>
+          <w:tcPr>
+            <w:tcW w:type="dxa" w:w="1191"/>
+          </w:tcPr>
+          <w:p>
+            <w:r>
+              <w:rPr>
+                <w:b w:val="0"/>
+                <w:i w:val="0"/>
+                <w:color w:val="64748B"/>
+                <w:sz w:val="16"/>
+              </w:rPr>
+              <w:t>GT-CQ</w:t>
+            </w:r>
+          </w:p>
+        </w:tc>
+        <w:tc>
+          <w:tcPr>
+            <w:tcW w:type="dxa" w:w="4706"/>
+          </w:tcPr>
+          <w:p>
+            <w:r>
+              <w:rPr>
+                <w:b w:val="0"/>
+                <w:i w:val="0"/>
+                <w:sz w:val="17"/>
+              </w:rPr>
+              <w:t>Avertissement!!! Le ménage a consommé 45 miche de Moyen de Pain traditionnel (tapalapa)  ce qui semble incoherent pour une consommation aucours des 7 derniers jours, prière de verifier et corriger.</w:t>
+            </w:r>
+          </w:p>
+        </w:tc>
+      </w:tr>
+      <w:tr>
+        <w:tc>
+          <w:tcPr>
+            <w:tcW w:type="dxa" w:w="964"/>
+          </w:tcPr>
+          <w:p>
+            <w:r>
+              <w:rPr>
+                <w:b/>
+                <w:i w:val="0"/>
+                <w:color w:val="DC2626"/>
+                <w:sz w:val="16"/>
+              </w:rPr>
+              <w:t>Haute</w:t>
+            </w:r>
+          </w:p>
+        </w:tc>
+        <w:tc>
+          <w:tcPr>
+            <w:tcW w:type="dxa" w:w="1247"/>
+          </w:tcPr>
+          <w:p>
+            <w:r>
+              <w:rPr>
+                <w:b/>
+                <w:i w:val="0"/>
+                <w:sz w:val="16"/>
+              </w:rPr>
+              <w:t>S19</w:t>
+              <w:br/>
+            </w:r>
+            <w:r>
+              <w:rPr>
+                <w:b w:val="0"/>
+                <w:i w:val="0"/>
+                <w:color w:val="64748B"/>
+                <w:sz w:val="14"/>
+              </w:rPr>
+              <w:t>Entreprises non agricoles</w:t>
+            </w:r>
+          </w:p>
+        </w:tc>
+        <w:tc>
+          <w:tcPr>
+            <w:tcW w:type="dxa" w:w="1531"/>
+          </w:tcPr>
+          <w:p>
+            <w:r>
+              <w:rPr>
+                <w:b/>
+                <w:i w:val="0"/>
+                <w:color w:val="16A34A"/>
+                <w:sz w:val="16"/>
+              </w:rPr>
+              <w:t>s02q02__1, s02q15, s02q17, s03q16, s04q27, s04q43, s04q63, s05q11</w:t>
+            </w:r>
+          </w:p>
+        </w:tc>
+        <w:tc>
+          <w:tcPr>
+            <w:tcW w:type="dxa" w:w="1191"/>
+          </w:tcPr>
+          <w:p>
+            <w:r>
+              <w:rPr>
+                <w:b w:val="0"/>
+                <w:i w:val="0"/>
+                <w:color w:val="64748B"/>
+                <w:sz w:val="16"/>
+              </w:rPr>
+              <w:t>GT-CQ</w:t>
+            </w:r>
+          </w:p>
+        </w:tc>
+        <w:tc>
+          <w:tcPr>
+            <w:tcW w:type="dxa" w:w="4706"/>
+          </w:tcPr>
+          <w:p>
+            <w:r>
+              <w:rPr>
+                <w:b w:val="0"/>
+                <w:i w:val="0"/>
+                <w:sz w:val="17"/>
+              </w:rPr>
+              <w:t>Incohérence!! Le prix d'achat de Houe/daba/hilaire ne doit pas être égal 0 même si le ménage l'a reçu en cadeau prière de leurs aider à faire une estimation.</w:t>
+            </w:r>
+          </w:p>
+        </w:tc>
+      </w:tr>
+      <w:tr>
+        <w:tc>
+          <w:tcPr>
+            <w:tcW w:type="dxa" w:w="964"/>
+          </w:tcPr>
+          <w:p>
+            <w:r>
+              <w:rPr>
+                <w:b/>
+                <w:i w:val="0"/>
+                <w:color w:val="DC2626"/>
+                <w:sz w:val="16"/>
+              </w:rPr>
+              <w:t>Haute</w:t>
+            </w:r>
+          </w:p>
+        </w:tc>
+        <w:tc>
+          <w:tcPr>
+            <w:tcW w:type="dxa" w:w="1247"/>
+          </w:tcPr>
+          <w:p>
+            <w:r>
+              <w:rPr>
+                <w:b/>
+                <w:i w:val="0"/>
+                <w:sz w:val="16"/>
+              </w:rPr>
+              <w:t>S19</w:t>
+              <w:br/>
+            </w:r>
+            <w:r>
+              <w:rPr>
+                <w:b w:val="0"/>
+                <w:i w:val="0"/>
+                <w:color w:val="64748B"/>
+                <w:sz w:val="14"/>
+              </w:rPr>
+              <w:t>Entreprises non agricoles</w:t>
+            </w:r>
+          </w:p>
+        </w:tc>
+        <w:tc>
+          <w:tcPr>
+            <w:tcW w:type="dxa" w:w="1531"/>
+          </w:tcPr>
+          <w:p>
+            <w:r>
+              <w:rPr>
+                <w:b/>
+                <w:i w:val="0"/>
+                <w:color w:val="16A34A"/>
+                <w:sz w:val="16"/>
+              </w:rPr>
+              <w:t>s01q02, s02q01__1, s02q02__1, s02q03__1, s02q15, s03q17, s04q28, s04q35d</w:t>
+            </w:r>
+          </w:p>
+        </w:tc>
+        <w:tc>
+          <w:tcPr>
+            <w:tcW w:type="dxa" w:w="1191"/>
+          </w:tcPr>
+          <w:p>
+            <w:r>
+              <w:rPr>
+                <w:b w:val="0"/>
+                <w:i w:val="0"/>
+                <w:color w:val="64748B"/>
+                <w:sz w:val="16"/>
+              </w:rPr>
+              <w:t>GT-CQ</w:t>
+            </w:r>
+          </w:p>
+        </w:tc>
+        <w:tc>
+          <w:tcPr>
+            <w:tcW w:type="dxa" w:w="4706"/>
+          </w:tcPr>
+          <w:p>
+            <w:r>
+              <w:rPr>
+                <w:b w:val="0"/>
+                <w:i w:val="0"/>
+                <w:sz w:val="17"/>
+              </w:rPr>
+              <w:t>Incohérence!! Le prix de revente de Houe/daba/hilaire dans cette section 19 ne doit pas être égal 0 même si le ménage l'a reçu en cadeau prière de leurs aider à faire une estimation.</w:t>
+            </w:r>
+          </w:p>
+        </w:tc>
+      </w:tr>
+      <w:tr>
+        <w:tc>
+          <w:tcPr>
+            <w:tcW w:type="dxa" w:w="964"/>
+          </w:tcPr>
+          <w:p>
+            <w:r>
+              <w:rPr>
+                <w:b/>
+                <w:i w:val="0"/>
+                <w:color w:val="DC2626"/>
+                <w:sz w:val="16"/>
+              </w:rPr>
+              <w:t>Haute</w:t>
+            </w:r>
+          </w:p>
+        </w:tc>
+        <w:tc>
+          <w:tcPr>
+            <w:tcW w:type="dxa" w:w="1247"/>
+          </w:tcPr>
+          <w:p>
+            <w:r>
+              <w:rPr>
+                <w:b/>
+                <w:i w:val="0"/>
+                <w:sz w:val="16"/>
+              </w:rPr>
+              <w:t>S19</w:t>
+              <w:br/>
+            </w:r>
+            <w:r>
+              <w:rPr>
+                <w:b w:val="0"/>
+                <w:i w:val="0"/>
+                <w:color w:val="64748B"/>
+                <w:sz w:val="14"/>
+              </w:rPr>
+              <w:t>Entreprises non agricoles</w:t>
+            </w:r>
+          </w:p>
+        </w:tc>
+        <w:tc>
+          <w:tcPr>
+            <w:tcW w:type="dxa" w:w="1531"/>
+          </w:tcPr>
+          <w:p>
+            <w:r>
+              <w:rPr>
+                <w:b/>
+                <w:i w:val="0"/>
+                <w:color w:val="16A34A"/>
+                <w:sz w:val="16"/>
+              </w:rPr>
+              <w:t>s02q02__1, s02q15, s02q17, s03q16, s04q27, s04q43, s04q63, s05q11</w:t>
+            </w:r>
+          </w:p>
+        </w:tc>
+        <w:tc>
+          <w:tcPr>
+            <w:tcW w:type="dxa" w:w="1191"/>
+          </w:tcPr>
+          <w:p>
+            <w:r>
+              <w:rPr>
+                <w:b w:val="0"/>
+                <w:i w:val="0"/>
+                <w:color w:val="64748B"/>
+                <w:sz w:val="16"/>
+              </w:rPr>
+              <w:t>GT-CQ</w:t>
+            </w:r>
+          </w:p>
+        </w:tc>
+        <w:tc>
+          <w:tcPr>
+            <w:tcW w:type="dxa" w:w="4706"/>
+          </w:tcPr>
+          <w:p>
+            <w:r>
+              <w:rPr>
+                <w:b w:val="0"/>
+                <w:i w:val="0"/>
+                <w:sz w:val="17"/>
+              </w:rPr>
+              <w:t>Incohérence!! Le prix d'achat de Machette ne doit pas être égal 0 même si le ménage l'a reçu en cadeau prière de leurs aider à faire une estimation.</w:t>
+            </w:r>
+          </w:p>
+        </w:tc>
+      </w:tr>
+      <w:tr>
+        <w:tc>
+          <w:tcPr>
+            <w:tcW w:type="dxa" w:w="964"/>
+          </w:tcPr>
+          <w:p>
+            <w:r>
+              <w:rPr>
+                <w:b/>
+                <w:i w:val="0"/>
+                <w:color w:val="DC2626"/>
+                <w:sz w:val="16"/>
+              </w:rPr>
+              <w:t>Haute</w:t>
+            </w:r>
+          </w:p>
+        </w:tc>
+        <w:tc>
+          <w:tcPr>
+            <w:tcW w:type="dxa" w:w="1247"/>
+          </w:tcPr>
+          <w:p>
+            <w:r>
+              <w:rPr>
+                <w:b/>
+                <w:i w:val="0"/>
+                <w:sz w:val="16"/>
+              </w:rPr>
+              <w:t>S19</w:t>
+              <w:br/>
+            </w:r>
+            <w:r>
+              <w:rPr>
+                <w:b w:val="0"/>
+                <w:i w:val="0"/>
+                <w:color w:val="64748B"/>
+                <w:sz w:val="14"/>
+              </w:rPr>
+              <w:t>Entreprises non agricoles</w:t>
+            </w:r>
+          </w:p>
+        </w:tc>
+        <w:tc>
+          <w:tcPr>
+            <w:tcW w:type="dxa" w:w="1531"/>
+          </w:tcPr>
+          <w:p>
+            <w:r>
+              <w:rPr>
+                <w:b/>
+                <w:i w:val="0"/>
+                <w:color w:val="16A34A"/>
+                <w:sz w:val="16"/>
+              </w:rPr>
+              <w:t>s01q02, s02q01__1, s02q02__1, s02q03__1, s02q15, s03q17, s04q28, s04q35d</w:t>
+            </w:r>
+          </w:p>
+        </w:tc>
+        <w:tc>
+          <w:tcPr>
+            <w:tcW w:type="dxa" w:w="1191"/>
+          </w:tcPr>
+          <w:p>
+            <w:r>
+              <w:rPr>
+                <w:b w:val="0"/>
+                <w:i w:val="0"/>
+                <w:color w:val="64748B"/>
+                <w:sz w:val="16"/>
+              </w:rPr>
+              <w:t>GT-CQ</w:t>
+            </w:r>
+          </w:p>
+        </w:tc>
+        <w:tc>
+          <w:tcPr>
+            <w:tcW w:type="dxa" w:w="4706"/>
+          </w:tcPr>
+          <w:p>
+            <w:r>
+              <w:rPr>
+                <w:b w:val="0"/>
+                <w:i w:val="0"/>
+                <w:sz w:val="17"/>
+              </w:rPr>
+              <w:t>Incohérence!! Le prix de revente de Machette dans cette section 19 ne doit pas être égal 0 même si le ménage l'a reçu en cadeau prière de leurs aider à faire une estimation.</w:t>
+            </w:r>
+          </w:p>
+        </w:tc>
+      </w:tr>
+      <w:tr>
+        <w:tc>
+          <w:tcPr>
+            <w:tcW w:type="dxa" w:w="964"/>
+          </w:tcPr>
+          <w:p>
+            <w:r>
+              <w:rPr>
+                <w:b/>
+                <w:i w:val="0"/>
+                <w:color w:val="DC2626"/>
+                <w:sz w:val="16"/>
+              </w:rPr>
+              <w:t>Haute</w:t>
+            </w:r>
+          </w:p>
+        </w:tc>
+        <w:tc>
+          <w:tcPr>
+            <w:tcW w:type="dxa" w:w="1247"/>
+          </w:tcPr>
+          <w:p>
+            <w:r>
+              <w:rPr>
+                <w:b/>
+                <w:i w:val="0"/>
+                <w:sz w:val="16"/>
+              </w:rPr>
+              <w:t>S20</w:t>
+              <w:br/>
+            </w:r>
+            <w:r>
+              <w:rPr>
+                <w:b w:val="0"/>
+                <w:i w:val="0"/>
+                <w:color w:val="64748B"/>
+                <w:sz w:val="14"/>
+              </w:rPr>
+              <w:t>Gouvernance / autres</w:t>
+            </w:r>
+          </w:p>
+        </w:tc>
+        <w:tc>
+          <w:tcPr>
+            <w:tcW w:type="dxa" w:w="1531"/>
+          </w:tcPr>
+          <w:p>
+            <w:r>
+              <w:rPr>
+                <w:b/>
+                <w:i w:val="0"/>
+                <w:color w:val="16A34A"/>
+                <w:sz w:val="16"/>
+              </w:rPr>
+              <w:t>—</w:t>
+            </w:r>
+          </w:p>
+        </w:tc>
+        <w:tc>
+          <w:tcPr>
+            <w:tcW w:type="dxa" w:w="1191"/>
+          </w:tcPr>
+          <w:p>
+            <w:r>
+              <w:rPr>
+                <w:b w:val="0"/>
+                <w:i w:val="0"/>
+                <w:color w:val="64748B"/>
+                <w:sz w:val="16"/>
+              </w:rPr>
+              <w:t>GT-CQ</w:t>
+            </w:r>
+          </w:p>
+        </w:tc>
+        <w:tc>
+          <w:tcPr>
+            <w:tcW w:type="dxa" w:w="4706"/>
+          </w:tcPr>
+          <w:p>
+            <w:r>
+              <w:rPr>
+                <w:b w:val="0"/>
+                <w:i w:val="0"/>
+                <w:sz w:val="17"/>
+              </w:rPr>
+              <w:t>Incohérence détectée ! Le ménage a précédemment déclaré vivre « Bien » ou « Assez bien » selon son revenu en 20A.02.</w:t>
+            </w:r>
+          </w:p>
+        </w:tc>
+      </w:tr>
+      <w:tr>
+        <w:tc>
+          <w:tcPr>
+            <w:tcW w:type="dxa" w:w="964"/>
+          </w:tcPr>
+          <w:p>
+            <w:r>
+              <w:rPr>
+                <w:b/>
+                <w:i w:val="0"/>
+                <w:color w:val="EA580C"/>
+                <w:sz w:val="16"/>
+              </w:rPr>
+              <w:t>Moyenne</w:t>
+            </w:r>
+          </w:p>
+        </w:tc>
+        <w:tc>
+          <w:tcPr>
+            <w:tcW w:type="dxa" w:w="1247"/>
+          </w:tcPr>
+          <w:p>
+            <w:r>
+              <w:rPr>
+                <w:b/>
+                <w:i w:val="0"/>
+                <w:sz w:val="16"/>
+              </w:rPr>
+              <w:t>S00</w:t>
+              <w:br/>
+            </w:r>
+            <w:r>
+              <w:rPr>
+                <w:b w:val="0"/>
+                <w:i w:val="0"/>
+                <w:color w:val="64748B"/>
+                <w:sz w:val="14"/>
+              </w:rPr>
+              <w:t>Identification</w:t>
+            </w:r>
+          </w:p>
+        </w:tc>
+        <w:tc>
+          <w:tcPr>
+            <w:tcW w:type="dxa" w:w="1531"/>
+          </w:tcPr>
+          <w:p>
+            <w:r>
+              <w:rPr>
+                <w:b/>
+                <w:i w:val="0"/>
+                <w:color w:val="16A34A"/>
+                <w:sz w:val="16"/>
+              </w:rPr>
+              <w:t>s00q27</w:t>
+            </w:r>
+          </w:p>
+        </w:tc>
+        <w:tc>
+          <w:tcPr>
+            <w:tcW w:type="dxa" w:w="1191"/>
+          </w:tcPr>
+          <w:p>
+            <w:r>
+              <w:rPr>
+                <w:b w:val="0"/>
+                <w:i w:val="0"/>
+                <w:color w:val="64748B"/>
+                <w:sz w:val="16"/>
+              </w:rPr>
+              <w:t>GT-CQ</w:t>
+            </w:r>
+          </w:p>
+        </w:tc>
+        <w:tc>
+          <w:tcPr>
+            <w:tcW w:type="dxa" w:w="4706"/>
+          </w:tcPr>
+          <w:p>
+            <w:r>
+              <w:rPr>
+                <w:b w:val="0"/>
+                <w:i w:val="0"/>
+                <w:sz w:val="17"/>
+              </w:rPr>
+              <w:t>Le questionnaire semble ne pas être complètement fini mais le questionnaire est en statut complet, prière de compléter le questionnaire.</w:t>
+            </w:r>
+          </w:p>
+        </w:tc>
+      </w:tr>
+      <w:tr>
+        <w:tc>
+          <w:tcPr>
+            <w:tcW w:type="dxa" w:w="964"/>
+          </w:tcPr>
+          <w:p>
+            <w:r>
+              <w:rPr>
+                <w:b/>
+                <w:i w:val="0"/>
+                <w:color w:val="EA580C"/>
+                <w:sz w:val="16"/>
+              </w:rPr>
+              <w:t>Moyenne</w:t>
+            </w:r>
+          </w:p>
+        </w:tc>
+        <w:tc>
+          <w:tcPr>
+            <w:tcW w:type="dxa" w:w="1247"/>
+          </w:tcPr>
+          <w:p>
+            <w:r>
+              <w:rPr>
+                <w:b/>
+                <w:i w:val="0"/>
+                <w:sz w:val="16"/>
+              </w:rPr>
+              <w:t>S00</w:t>
+              <w:br/>
+            </w:r>
+            <w:r>
+              <w:rPr>
+                <w:b w:val="0"/>
+                <w:i w:val="0"/>
+                <w:color w:val="64748B"/>
+                <w:sz w:val="14"/>
+              </w:rPr>
+              <w:t>Identification</w:t>
+            </w:r>
+          </w:p>
+        </w:tc>
+        <w:tc>
+          <w:tcPr>
+            <w:tcW w:type="dxa" w:w="1531"/>
+          </w:tcPr>
+          <w:p>
+            <w:r>
+              <w:rPr>
+                <w:b/>
+                <w:i w:val="0"/>
+                <w:color w:val="16A34A"/>
+                <w:sz w:val="16"/>
+              </w:rPr>
+              <w:t>—</w:t>
+            </w:r>
+          </w:p>
+        </w:tc>
+        <w:tc>
+          <w:tcPr>
+            <w:tcW w:type="dxa" w:w="1191"/>
+          </w:tcPr>
+          <w:p>
+            <w:r>
+              <w:rPr>
+                <w:b w:val="0"/>
+                <w:i w:val="0"/>
+                <w:color w:val="64748B"/>
+                <w:sz w:val="16"/>
+              </w:rPr>
+              <w:t>GT-CQ</w:t>
+            </w:r>
+          </w:p>
+        </w:tc>
+        <w:tc>
+          <w:tcPr>
+            <w:tcW w:type="dxa" w:w="4706"/>
+          </w:tcPr>
+          <w:p>
+            <w:r>
+              <w:rPr>
+                <w:b w:val="0"/>
+                <w:i w:val="0"/>
+                <w:sz w:val="17"/>
+              </w:rPr>
+              <w:t>L'adresse ou la localisation du ménage doit être bien renseignée, ne doit pas contenir des numéros de téléphone et elle semble courte pour être une adresse.</w:t>
+            </w:r>
+          </w:p>
+        </w:tc>
+      </w:tr>
+      <w:tr>
+        <w:tc>
+          <w:tcPr>
+            <w:tcW w:type="dxa" w:w="964"/>
+          </w:tcPr>
+          <w:p>
+            <w:r>
+              <w:rPr>
+                <w:b/>
+                <w:i w:val="0"/>
+                <w:color w:val="EA580C"/>
+                <w:sz w:val="16"/>
+              </w:rPr>
+              <w:t>Moyenne</w:t>
+            </w:r>
+          </w:p>
+        </w:tc>
+        <w:tc>
+          <w:tcPr>
+            <w:tcW w:type="dxa" w:w="1247"/>
+          </w:tcPr>
+          <w:p>
+            <w:r>
+              <w:rPr>
+                <w:b/>
+                <w:i w:val="0"/>
+                <w:sz w:val="16"/>
+              </w:rPr>
+              <w:t>S00</w:t>
+              <w:br/>
+            </w:r>
+            <w:r>
+              <w:rPr>
+                <w:b w:val="0"/>
+                <w:i w:val="0"/>
+                <w:color w:val="64748B"/>
+                <w:sz w:val="14"/>
+              </w:rPr>
+              <w:t>Identification</w:t>
+            </w:r>
+          </w:p>
+        </w:tc>
+        <w:tc>
+          <w:tcPr>
+            <w:tcW w:type="dxa" w:w="1531"/>
+          </w:tcPr>
+          <w:p>
+            <w:r>
+              <w:rPr>
+                <w:b/>
+                <w:i w:val="0"/>
+                <w:color w:val="16A34A"/>
+                <w:sz w:val="16"/>
+              </w:rPr>
+              <w:t>—</w:t>
+            </w:r>
+          </w:p>
+        </w:tc>
+        <w:tc>
+          <w:tcPr>
+            <w:tcW w:type="dxa" w:w="1191"/>
+          </w:tcPr>
+          <w:p>
+            <w:r>
+              <w:rPr>
+                <w:b w:val="0"/>
+                <w:i w:val="0"/>
+                <w:color w:val="64748B"/>
+                <w:sz w:val="16"/>
+              </w:rPr>
+              <w:t>GT-CQ</w:t>
+            </w:r>
+          </w:p>
+        </w:tc>
+        <w:tc>
+          <w:tcPr>
+            <w:tcW w:type="dxa" w:w="4706"/>
+          </w:tcPr>
+          <w:p>
+            <w:r>
+              <w:rPr>
+                <w:b w:val="0"/>
+                <w:i w:val="0"/>
+                <w:sz w:val="17"/>
+              </w:rPr>
+              <w:t>Prière de renseigner la bonne adresse.</w:t>
+            </w:r>
+          </w:p>
+        </w:tc>
+      </w:tr>
+      <w:tr>
+        <w:tc>
+          <w:tcPr>
+            <w:tcW w:type="dxa" w:w="964"/>
+          </w:tcPr>
+          <w:p>
+            <w:r>
+              <w:rPr>
+                <w:b/>
+                <w:i w:val="0"/>
+                <w:color w:val="EA580C"/>
+                <w:sz w:val="16"/>
+              </w:rPr>
+              <w:t>Moyenne</w:t>
+            </w:r>
+          </w:p>
+        </w:tc>
+        <w:tc>
+          <w:tcPr>
+            <w:tcW w:type="dxa" w:w="1247"/>
+          </w:tcPr>
+          <w:p>
+            <w:r>
+              <w:rPr>
+                <w:b/>
+                <w:i w:val="0"/>
+                <w:sz w:val="16"/>
+              </w:rPr>
+              <w:t>S01</w:t>
+              <w:br/>
+            </w:r>
+            <w:r>
+              <w:rPr>
+                <w:b w:val="0"/>
+                <w:i w:val="0"/>
+                <w:color w:val="64748B"/>
+                <w:sz w:val="14"/>
+              </w:rPr>
+              <w:t>Démographie</w:t>
+            </w:r>
+          </w:p>
+        </w:tc>
+        <w:tc>
+          <w:tcPr>
+            <w:tcW w:type="dxa" w:w="1531"/>
+          </w:tcPr>
+          <w:p>
+            <w:r>
+              <w:rPr>
+                <w:b/>
+                <w:i w:val="0"/>
+                <w:color w:val="16A34A"/>
+                <w:sz w:val="16"/>
+              </w:rPr>
+              <w:t>s01q10_1</w:t>
+            </w:r>
+          </w:p>
+        </w:tc>
+        <w:tc>
+          <w:tcPr>
+            <w:tcW w:type="dxa" w:w="1191"/>
+          </w:tcPr>
+          <w:p>
+            <w:r>
+              <w:rPr>
+                <w:b w:val="0"/>
+                <w:i w:val="0"/>
+                <w:color w:val="64748B"/>
+                <w:sz w:val="16"/>
+              </w:rPr>
+              <w:t>GT-CQ</w:t>
+            </w:r>
+          </w:p>
+        </w:tc>
+        <w:tc>
+          <w:tcPr>
+            <w:tcW w:type="dxa" w:w="4706"/>
+          </w:tcPr>
+          <w:p>
+            <w:r>
+              <w:rPr>
+                <w:b w:val="0"/>
+                <w:i w:val="0"/>
+                <w:sz w:val="17"/>
+              </w:rPr>
+              <w:t>La taille du ménage lors de l'enquête principale (8) de ce ménage est inférieur à la taille du denombrement (14), prière de fournir des explications concrètes ou aller revisiter le ménage.</w:t>
+            </w:r>
+          </w:p>
+        </w:tc>
+      </w:tr>
+      <w:tr>
+        <w:tc>
+          <w:tcPr>
+            <w:tcW w:type="dxa" w:w="964"/>
+          </w:tcPr>
+          <w:p>
+            <w:r>
+              <w:rPr>
+                <w:b/>
+                <w:i w:val="0"/>
+                <w:color w:val="EA580C"/>
+                <w:sz w:val="16"/>
+              </w:rPr>
+              <w:t>Moyenne</w:t>
+            </w:r>
+          </w:p>
+        </w:tc>
+        <w:tc>
+          <w:tcPr>
+            <w:tcW w:type="dxa" w:w="1247"/>
+          </w:tcPr>
+          <w:p>
+            <w:r>
+              <w:rPr>
+                <w:b/>
+                <w:i w:val="0"/>
+                <w:sz w:val="16"/>
+              </w:rPr>
               <w:t>S02</w:t>
               <w:br/>
             </w:r>
@@ -575,7 +1565,7 @@
                 <w:i w:val="0"/>
                 <w:sz w:val="17"/>
               </w:rPr>
-              <w:t>Incohérence!!! seulement les écoles privées paient les frais de scolarité (y compris les frais d'inscription).</w:t>
+              <w:t>Attention!!! le montant payé de AMADOU DIANKA pour la cotisation est de 150 FCFA qui semble faible.</w:t>
             </w:r>
           </w:p>
         </w:tc>
@@ -590,10 +1580,1090 @@
               <w:rPr>
                 <w:b/>
                 <w:i w:val="0"/>
-                <w:color w:val="DC2626"/>
+                <w:color w:val="EA580C"/>
                 <w:sz w:val="16"/>
               </w:rPr>
-              <w:t>Haute</w:t>
+              <w:t>Moyenne</w:t>
+            </w:r>
+          </w:p>
+        </w:tc>
+        <w:tc>
+          <w:tcPr>
+            <w:tcW w:type="dxa" w:w="1247"/>
+          </w:tcPr>
+          <w:p>
+            <w:r>
+              <w:rPr>
+                <w:b/>
+                <w:i w:val="0"/>
+                <w:sz w:val="16"/>
+              </w:rPr>
+              <w:t>S02</w:t>
+              <w:br/>
+            </w:r>
+            <w:r>
+              <w:rPr>
+                <w:b w:val="0"/>
+                <w:i w:val="0"/>
+                <w:color w:val="64748B"/>
+                <w:sz w:val="14"/>
+              </w:rPr>
+              <w:t>Éducation</w:t>
+            </w:r>
+          </w:p>
+        </w:tc>
+        <w:tc>
+          <w:tcPr>
+            <w:tcW w:type="dxa" w:w="1531"/>
+          </w:tcPr>
+          <w:p>
+            <w:r>
+              <w:rPr>
+                <w:b/>
+                <w:i w:val="0"/>
+                <w:color w:val="16A34A"/>
+                <w:sz w:val="16"/>
+              </w:rPr>
+              <w:t>—</w:t>
+            </w:r>
+          </w:p>
+        </w:tc>
+        <w:tc>
+          <w:tcPr>
+            <w:tcW w:type="dxa" w:w="1191"/>
+          </w:tcPr>
+          <w:p>
+            <w:r>
+              <w:rPr>
+                <w:b w:val="0"/>
+                <w:i w:val="0"/>
+                <w:color w:val="64748B"/>
+                <w:sz w:val="16"/>
+              </w:rPr>
+              <w:t>GT-CQ</w:t>
+            </w:r>
+          </w:p>
+        </w:tc>
+        <w:tc>
+          <w:tcPr>
+            <w:tcW w:type="dxa" w:w="4706"/>
+          </w:tcPr>
+          <w:p>
+            <w:r>
+              <w:rPr>
+                <w:b w:val="0"/>
+                <w:i w:val="0"/>
+                <w:sz w:val="17"/>
+              </w:rPr>
+              <w:t>Veuillez verifier cette information auprès de l'enquêté ou confirmer avec le QG.</w:t>
+            </w:r>
+          </w:p>
+        </w:tc>
+      </w:tr>
+      <w:tr>
+        <w:tc>
+          <w:tcPr>
+            <w:tcW w:type="dxa" w:w="964"/>
+          </w:tcPr>
+          <w:p>
+            <w:r>
+              <w:rPr>
+                <w:b/>
+                <w:i w:val="0"/>
+                <w:color w:val="EA580C"/>
+                <w:sz w:val="16"/>
+              </w:rPr>
+              <w:t>Moyenne</w:t>
+            </w:r>
+          </w:p>
+        </w:tc>
+        <w:tc>
+          <w:tcPr>
+            <w:tcW w:type="dxa" w:w="1247"/>
+          </w:tcPr>
+          <w:p>
+            <w:r>
+              <w:rPr>
+                <w:b/>
+                <w:i w:val="0"/>
+                <w:sz w:val="16"/>
+              </w:rPr>
+              <w:t>S02</w:t>
+              <w:br/>
+            </w:r>
+            <w:r>
+              <w:rPr>
+                <w:b w:val="0"/>
+                <w:i w:val="0"/>
+                <w:color w:val="64748B"/>
+                <w:sz w:val="14"/>
+              </w:rPr>
+              <w:t>Éducation</w:t>
+            </w:r>
+          </w:p>
+        </w:tc>
+        <w:tc>
+          <w:tcPr>
+            <w:tcW w:type="dxa" w:w="1531"/>
+          </w:tcPr>
+          <w:p>
+            <w:r>
+              <w:rPr>
+                <w:b/>
+                <w:i w:val="0"/>
+                <w:color w:val="16A34A"/>
+                <w:sz w:val="16"/>
+              </w:rPr>
+              <w:t>—</w:t>
+            </w:r>
+          </w:p>
+        </w:tc>
+        <w:tc>
+          <w:tcPr>
+            <w:tcW w:type="dxa" w:w="1191"/>
+          </w:tcPr>
+          <w:p>
+            <w:r>
+              <w:rPr>
+                <w:b w:val="0"/>
+                <w:i w:val="0"/>
+                <w:color w:val="64748B"/>
+                <w:sz w:val="16"/>
+              </w:rPr>
+              <w:t>GT-CQ</w:t>
+            </w:r>
+          </w:p>
+        </w:tc>
+        <w:tc>
+          <w:tcPr>
+            <w:tcW w:type="dxa" w:w="4706"/>
+          </w:tcPr>
+          <w:p>
+            <w:r>
+              <w:rPr>
+                <w:b w:val="0"/>
+                <w:i w:val="0"/>
+                <w:sz w:val="17"/>
+              </w:rPr>
+              <w:t>Le montant des frais de cantines ou de restauration (500 FCFA) pour l'année scolaire de AMADOU DIANKA qui fréquente 6ème année de Primaire  semble faible.</w:t>
+            </w:r>
+          </w:p>
+        </w:tc>
+      </w:tr>
+      <w:tr>
+        <w:tc>
+          <w:tcPr>
+            <w:tcW w:type="dxa" w:w="964"/>
+          </w:tcPr>
+          <w:p>
+            <w:r>
+              <w:rPr>
+                <w:b/>
+                <w:i w:val="0"/>
+                <w:color w:val="EA580C"/>
+                <w:sz w:val="16"/>
+              </w:rPr>
+              <w:t>Moyenne</w:t>
+            </w:r>
+          </w:p>
+        </w:tc>
+        <w:tc>
+          <w:tcPr>
+            <w:tcW w:type="dxa" w:w="1247"/>
+          </w:tcPr>
+          <w:p>
+            <w:r>
+              <w:rPr>
+                <w:b/>
+                <w:i w:val="0"/>
+                <w:sz w:val="16"/>
+              </w:rPr>
+              <w:t>S02</w:t>
+              <w:br/>
+            </w:r>
+            <w:r>
+              <w:rPr>
+                <w:b w:val="0"/>
+                <w:i w:val="0"/>
+                <w:color w:val="64748B"/>
+                <w:sz w:val="14"/>
+              </w:rPr>
+              <w:t>Éducation</w:t>
+            </w:r>
+          </w:p>
+        </w:tc>
+        <w:tc>
+          <w:tcPr>
+            <w:tcW w:type="dxa" w:w="1531"/>
+          </w:tcPr>
+          <w:p>
+            <w:r>
+              <w:rPr>
+                <w:b/>
+                <w:i w:val="0"/>
+                <w:color w:val="16A34A"/>
+                <w:sz w:val="16"/>
+              </w:rPr>
+              <w:t>—</w:t>
+            </w:r>
+          </w:p>
+        </w:tc>
+        <w:tc>
+          <w:tcPr>
+            <w:tcW w:type="dxa" w:w="1191"/>
+          </w:tcPr>
+          <w:p>
+            <w:r>
+              <w:rPr>
+                <w:b w:val="0"/>
+                <w:i w:val="0"/>
+                <w:color w:val="64748B"/>
+                <w:sz w:val="16"/>
+              </w:rPr>
+              <w:t>GT-CQ</w:t>
+            </w:r>
+          </w:p>
+        </w:tc>
+        <w:tc>
+          <w:tcPr>
+            <w:tcW w:type="dxa" w:w="4706"/>
+          </w:tcPr>
+          <w:p>
+            <w:r>
+              <w:rPr>
+                <w:b w:val="0"/>
+                <w:i w:val="0"/>
+                <w:sz w:val="17"/>
+              </w:rPr>
+              <w:t>Veuillez, s'il vous plait, confirmer ces informations avec le QG ou apporter les corrections nécessaires.</w:t>
+            </w:r>
+          </w:p>
+        </w:tc>
+      </w:tr>
+      <w:tr>
+        <w:tc>
+          <w:tcPr>
+            <w:tcW w:type="dxa" w:w="964"/>
+          </w:tcPr>
+          <w:p>
+            <w:r>
+              <w:rPr>
+                <w:b/>
+                <w:i w:val="0"/>
+                <w:color w:val="EA580C"/>
+                <w:sz w:val="16"/>
+              </w:rPr>
+              <w:t>Moyenne</w:t>
+            </w:r>
+          </w:p>
+        </w:tc>
+        <w:tc>
+          <w:tcPr>
+            <w:tcW w:type="dxa" w:w="1247"/>
+          </w:tcPr>
+          <w:p>
+            <w:r>
+              <w:rPr>
+                <w:b/>
+                <w:i w:val="0"/>
+                <w:sz w:val="16"/>
+              </w:rPr>
+              <w:t>S02</w:t>
+              <w:br/>
+            </w:r>
+            <w:r>
+              <w:rPr>
+                <w:b w:val="0"/>
+                <w:i w:val="0"/>
+                <w:color w:val="64748B"/>
+                <w:sz w:val="14"/>
+              </w:rPr>
+              <w:t>Éducation</w:t>
+            </w:r>
+          </w:p>
+        </w:tc>
+        <w:tc>
+          <w:tcPr>
+            <w:tcW w:type="dxa" w:w="1531"/>
+          </w:tcPr>
+          <w:p>
+            <w:r>
+              <w:rPr>
+                <w:b/>
+                <w:i w:val="0"/>
+                <w:color w:val="16A34A"/>
+                <w:sz w:val="16"/>
+              </w:rPr>
+              <w:t>—</w:t>
+            </w:r>
+          </w:p>
+        </w:tc>
+        <w:tc>
+          <w:tcPr>
+            <w:tcW w:type="dxa" w:w="1191"/>
+          </w:tcPr>
+          <w:p>
+            <w:r>
+              <w:rPr>
+                <w:b w:val="0"/>
+                <w:i w:val="0"/>
+                <w:color w:val="64748B"/>
+                <w:sz w:val="16"/>
+              </w:rPr>
+              <w:t>GT-CQ</w:t>
+            </w:r>
+          </w:p>
+        </w:tc>
+        <w:tc>
+          <w:tcPr>
+            <w:tcW w:type="dxa" w:w="4706"/>
+          </w:tcPr>
+          <w:p>
+            <w:r>
+              <w:rPr>
+                <w:b w:val="0"/>
+                <w:i w:val="0"/>
+                <w:sz w:val="17"/>
+              </w:rPr>
+              <w:t>Attention!!! le montant payé de KADIA DIANKA pour la cotisation est de 150 FCFA qui semble faible.</w:t>
+            </w:r>
+          </w:p>
+        </w:tc>
+      </w:tr>
+      <w:tr>
+        <w:tc>
+          <w:tcPr>
+            <w:tcW w:type="dxa" w:w="964"/>
+          </w:tcPr>
+          <w:p>
+            <w:r>
+              <w:rPr>
+                <w:b/>
+                <w:i w:val="0"/>
+                <w:color w:val="EA580C"/>
+                <w:sz w:val="16"/>
+              </w:rPr>
+              <w:t>Moyenne</w:t>
+            </w:r>
+          </w:p>
+        </w:tc>
+        <w:tc>
+          <w:tcPr>
+            <w:tcW w:type="dxa" w:w="1247"/>
+          </w:tcPr>
+          <w:p>
+            <w:r>
+              <w:rPr>
+                <w:b/>
+                <w:i w:val="0"/>
+                <w:sz w:val="16"/>
+              </w:rPr>
+              <w:t>S02</w:t>
+              <w:br/>
+            </w:r>
+            <w:r>
+              <w:rPr>
+                <w:b w:val="0"/>
+                <w:i w:val="0"/>
+                <w:color w:val="64748B"/>
+                <w:sz w:val="14"/>
+              </w:rPr>
+              <w:t>Éducation</w:t>
+            </w:r>
+          </w:p>
+        </w:tc>
+        <w:tc>
+          <w:tcPr>
+            <w:tcW w:type="dxa" w:w="1531"/>
+          </w:tcPr>
+          <w:p>
+            <w:r>
+              <w:rPr>
+                <w:b/>
+                <w:i w:val="0"/>
+                <w:color w:val="16A34A"/>
+                <w:sz w:val="16"/>
+              </w:rPr>
+              <w:t>—</w:t>
+            </w:r>
+          </w:p>
+        </w:tc>
+        <w:tc>
+          <w:tcPr>
+            <w:tcW w:type="dxa" w:w="1191"/>
+          </w:tcPr>
+          <w:p>
+            <w:r>
+              <w:rPr>
+                <w:b w:val="0"/>
+                <w:i w:val="0"/>
+                <w:color w:val="64748B"/>
+                <w:sz w:val="16"/>
+              </w:rPr>
+              <w:t>GT-CQ</w:t>
+            </w:r>
+          </w:p>
+        </w:tc>
+        <w:tc>
+          <w:tcPr>
+            <w:tcW w:type="dxa" w:w="4706"/>
+          </w:tcPr>
+          <w:p>
+            <w:r>
+              <w:rPr>
+                <w:b w:val="0"/>
+                <w:i w:val="0"/>
+                <w:sz w:val="17"/>
+              </w:rPr>
+              <w:t>Le montant des frais de cantines ou de restauration (500 FCFA) pour l'année scolaire de KADIA DIANKA qui fréquente 4ème année de Primaire  semble faible.</w:t>
+            </w:r>
+          </w:p>
+        </w:tc>
+      </w:tr>
+      <w:tr>
+        <w:tc>
+          <w:tcPr>
+            <w:tcW w:type="dxa" w:w="964"/>
+          </w:tcPr>
+          <w:p>
+            <w:r>
+              <w:rPr>
+                <w:b/>
+                <w:i w:val="0"/>
+                <w:color w:val="EA580C"/>
+                <w:sz w:val="16"/>
+              </w:rPr>
+              <w:t>Moyenne</w:t>
+            </w:r>
+          </w:p>
+        </w:tc>
+        <w:tc>
+          <w:tcPr>
+            <w:tcW w:type="dxa" w:w="1247"/>
+          </w:tcPr>
+          <w:p>
+            <w:r>
+              <w:rPr>
+                <w:b/>
+                <w:i w:val="0"/>
+                <w:sz w:val="16"/>
+              </w:rPr>
+              <w:t>S02</w:t>
+              <w:br/>
+            </w:r>
+            <w:r>
+              <w:rPr>
+                <w:b w:val="0"/>
+                <w:i w:val="0"/>
+                <w:color w:val="64748B"/>
+                <w:sz w:val="14"/>
+              </w:rPr>
+              <w:t>Éducation</w:t>
+            </w:r>
+          </w:p>
+        </w:tc>
+        <w:tc>
+          <w:tcPr>
+            <w:tcW w:type="dxa" w:w="1531"/>
+          </w:tcPr>
+          <w:p>
+            <w:r>
+              <w:rPr>
+                <w:b/>
+                <w:i w:val="0"/>
+                <w:color w:val="16A34A"/>
+                <w:sz w:val="16"/>
+              </w:rPr>
+              <w:t>—</w:t>
+            </w:r>
+          </w:p>
+        </w:tc>
+        <w:tc>
+          <w:tcPr>
+            <w:tcW w:type="dxa" w:w="1191"/>
+          </w:tcPr>
+          <w:p>
+            <w:r>
+              <w:rPr>
+                <w:b w:val="0"/>
+                <w:i w:val="0"/>
+                <w:color w:val="64748B"/>
+                <w:sz w:val="16"/>
+              </w:rPr>
+              <w:t>GT-CQ</w:t>
+            </w:r>
+          </w:p>
+        </w:tc>
+        <w:tc>
+          <w:tcPr>
+            <w:tcW w:type="dxa" w:w="4706"/>
+          </w:tcPr>
+          <w:p>
+            <w:r>
+              <w:rPr>
+                <w:b w:val="0"/>
+                <w:i w:val="0"/>
+                <w:sz w:val="17"/>
+              </w:rPr>
+              <w:t>Attention!!! le montant payé de MASSINA NIANG pour la cotisation est de 150 FCFA qui semble faible.</w:t>
+            </w:r>
+          </w:p>
+        </w:tc>
+      </w:tr>
+      <w:tr>
+        <w:tc>
+          <w:tcPr>
+            <w:tcW w:type="dxa" w:w="964"/>
+          </w:tcPr>
+          <w:p>
+            <w:r>
+              <w:rPr>
+                <w:b/>
+                <w:i w:val="0"/>
+                <w:color w:val="EA580C"/>
+                <w:sz w:val="16"/>
+              </w:rPr>
+              <w:t>Moyenne</w:t>
+            </w:r>
+          </w:p>
+        </w:tc>
+        <w:tc>
+          <w:tcPr>
+            <w:tcW w:type="dxa" w:w="1247"/>
+          </w:tcPr>
+          <w:p>
+            <w:r>
+              <w:rPr>
+                <w:b/>
+                <w:i w:val="0"/>
+                <w:sz w:val="16"/>
+              </w:rPr>
+              <w:t>S02</w:t>
+              <w:br/>
+            </w:r>
+            <w:r>
+              <w:rPr>
+                <w:b w:val="0"/>
+                <w:i w:val="0"/>
+                <w:color w:val="64748B"/>
+                <w:sz w:val="14"/>
+              </w:rPr>
+              <w:t>Éducation</w:t>
+            </w:r>
+          </w:p>
+        </w:tc>
+        <w:tc>
+          <w:tcPr>
+            <w:tcW w:type="dxa" w:w="1531"/>
+          </w:tcPr>
+          <w:p>
+            <w:r>
+              <w:rPr>
+                <w:b/>
+                <w:i w:val="0"/>
+                <w:color w:val="16A34A"/>
+                <w:sz w:val="16"/>
+              </w:rPr>
+              <w:t>—</w:t>
+            </w:r>
+          </w:p>
+        </w:tc>
+        <w:tc>
+          <w:tcPr>
+            <w:tcW w:type="dxa" w:w="1191"/>
+          </w:tcPr>
+          <w:p>
+            <w:r>
+              <w:rPr>
+                <w:b w:val="0"/>
+                <w:i w:val="0"/>
+                <w:color w:val="64748B"/>
+                <w:sz w:val="16"/>
+              </w:rPr>
+              <w:t>GT-CQ</w:t>
+            </w:r>
+          </w:p>
+        </w:tc>
+        <w:tc>
+          <w:tcPr>
+            <w:tcW w:type="dxa" w:w="4706"/>
+          </w:tcPr>
+          <w:p>
+            <w:r>
+              <w:rPr>
+                <w:b w:val="0"/>
+                <w:i w:val="0"/>
+                <w:sz w:val="17"/>
+              </w:rPr>
+              <w:t>Le montant des frais de cantines ou de restauration (500 FCFA) pour l'année scolaire de MASSINA NIANG qui fréquente 1ére année de Primaire  semble faible.</w:t>
+            </w:r>
+          </w:p>
+        </w:tc>
+      </w:tr>
+      <w:tr>
+        <w:tc>
+          <w:tcPr>
+            <w:tcW w:type="dxa" w:w="964"/>
+          </w:tcPr>
+          <w:p>
+            <w:r>
+              <w:rPr>
+                <w:b/>
+                <w:i w:val="0"/>
+                <w:color w:val="EA580C"/>
+                <w:sz w:val="16"/>
+              </w:rPr>
+              <w:t>Moyenne</w:t>
+            </w:r>
+          </w:p>
+        </w:tc>
+        <w:tc>
+          <w:tcPr>
+            <w:tcW w:type="dxa" w:w="1247"/>
+          </w:tcPr>
+          <w:p>
+            <w:r>
+              <w:rPr>
+                <w:b/>
+                <w:i w:val="0"/>
+                <w:sz w:val="16"/>
+              </w:rPr>
+              <w:t>S02</w:t>
+              <w:br/>
+            </w:r>
+            <w:r>
+              <w:rPr>
+                <w:b w:val="0"/>
+                <w:i w:val="0"/>
+                <w:color w:val="64748B"/>
+                <w:sz w:val="14"/>
+              </w:rPr>
+              <w:t>Éducation</w:t>
+            </w:r>
+          </w:p>
+        </w:tc>
+        <w:tc>
+          <w:tcPr>
+            <w:tcW w:type="dxa" w:w="1531"/>
+          </w:tcPr>
+          <w:p>
+            <w:r>
+              <w:rPr>
+                <w:b/>
+                <w:i w:val="0"/>
+                <w:color w:val="16A34A"/>
+                <w:sz w:val="16"/>
+              </w:rPr>
+              <w:t>—</w:t>
+            </w:r>
+          </w:p>
+        </w:tc>
+        <w:tc>
+          <w:tcPr>
+            <w:tcW w:type="dxa" w:w="1191"/>
+          </w:tcPr>
+          <w:p>
+            <w:r>
+              <w:rPr>
+                <w:b w:val="0"/>
+                <w:i w:val="0"/>
+                <w:color w:val="64748B"/>
+                <w:sz w:val="16"/>
+              </w:rPr>
+              <w:t>GT-CQ</w:t>
+            </w:r>
+          </w:p>
+        </w:tc>
+        <w:tc>
+          <w:tcPr>
+            <w:tcW w:type="dxa" w:w="4706"/>
+          </w:tcPr>
+          <w:p>
+            <w:r>
+              <w:rPr>
+                <w:b w:val="0"/>
+                <w:i w:val="0"/>
+                <w:sz w:val="17"/>
+              </w:rPr>
+              <w:t>Attention!!! le montant payé de SALIF DIANKA pour la cotisation est de 150 FCFA qui semble faible.</w:t>
+            </w:r>
+          </w:p>
+        </w:tc>
+      </w:tr>
+      <w:tr>
+        <w:tc>
+          <w:tcPr>
+            <w:tcW w:type="dxa" w:w="964"/>
+          </w:tcPr>
+          <w:p>
+            <w:r>
+              <w:rPr>
+                <w:b/>
+                <w:i w:val="0"/>
+                <w:color w:val="EA580C"/>
+                <w:sz w:val="16"/>
+              </w:rPr>
+              <w:t>Moyenne</w:t>
+            </w:r>
+          </w:p>
+        </w:tc>
+        <w:tc>
+          <w:tcPr>
+            <w:tcW w:type="dxa" w:w="1247"/>
+          </w:tcPr>
+          <w:p>
+            <w:r>
+              <w:rPr>
+                <w:b/>
+                <w:i w:val="0"/>
+                <w:sz w:val="16"/>
+              </w:rPr>
+              <w:t>S04</w:t>
+              <w:br/>
+            </w:r>
+            <w:r>
+              <w:rPr>
+                <w:b w:val="0"/>
+                <w:i w:val="0"/>
+                <w:color w:val="64748B"/>
+                <w:sz w:val="14"/>
+              </w:rPr>
+              <w:t>Emploi</w:t>
+            </w:r>
+          </w:p>
+        </w:tc>
+        <w:tc>
+          <w:tcPr>
+            <w:tcW w:type="dxa" w:w="1531"/>
+          </w:tcPr>
+          <w:p>
+            <w:r>
+              <w:rPr>
+                <w:b/>
+                <w:i w:val="0"/>
+                <w:color w:val="16A34A"/>
+                <w:sz w:val="16"/>
+              </w:rPr>
+              <w:t>—</w:t>
+            </w:r>
+          </w:p>
+        </w:tc>
+        <w:tc>
+          <w:tcPr>
+            <w:tcW w:type="dxa" w:w="1191"/>
+          </w:tcPr>
+          <w:p>
+            <w:r>
+              <w:rPr>
+                <w:b w:val="0"/>
+                <w:i w:val="0"/>
+                <w:color w:val="64748B"/>
+                <w:sz w:val="16"/>
+              </w:rPr>
+              <w:t>GT-CQ</w:t>
+            </w:r>
+          </w:p>
+        </w:tc>
+        <w:tc>
+          <w:tcPr>
+            <w:tcW w:type="dxa" w:w="4706"/>
+          </w:tcPr>
+          <w:p>
+            <w:r>
+              <w:rPr>
+                <w:b w:val="0"/>
+                <w:i w:val="0"/>
+                <w:sz w:val="17"/>
+              </w:rPr>
+              <w:t>Attention ! Le nombre de jours (12 jours) que YERO DIANKA a travaillés par mois semble être inférieur à 15.</w:t>
+            </w:r>
+          </w:p>
+        </w:tc>
+      </w:tr>
+      <w:tr>
+        <w:tc>
+          <w:tcPr>
+            <w:tcW w:type="dxa" w:w="964"/>
+          </w:tcPr>
+          <w:p>
+            <w:r>
+              <w:rPr>
+                <w:b/>
+                <w:i w:val="0"/>
+                <w:color w:val="EA580C"/>
+                <w:sz w:val="16"/>
+              </w:rPr>
+              <w:t>Moyenne</w:t>
+            </w:r>
+          </w:p>
+        </w:tc>
+        <w:tc>
+          <w:tcPr>
+            <w:tcW w:type="dxa" w:w="1247"/>
+          </w:tcPr>
+          <w:p>
+            <w:r>
+              <w:rPr>
+                <w:b/>
+                <w:i w:val="0"/>
+                <w:sz w:val="16"/>
+              </w:rPr>
+              <w:t>S04</w:t>
+              <w:br/>
+            </w:r>
+            <w:r>
+              <w:rPr>
+                <w:b w:val="0"/>
+                <w:i w:val="0"/>
+                <w:color w:val="64748B"/>
+                <w:sz w:val="14"/>
+              </w:rPr>
+              <w:t>Emploi</w:t>
+            </w:r>
+          </w:p>
+        </w:tc>
+        <w:tc>
+          <w:tcPr>
+            <w:tcW w:type="dxa" w:w="1531"/>
+          </w:tcPr>
+          <w:p>
+            <w:r>
+              <w:rPr>
+                <w:b/>
+                <w:i w:val="0"/>
+                <w:color w:val="16A34A"/>
+                <w:sz w:val="16"/>
+              </w:rPr>
+              <w:t>—</w:t>
+            </w:r>
+          </w:p>
+        </w:tc>
+        <w:tc>
+          <w:tcPr>
+            <w:tcW w:type="dxa" w:w="1191"/>
+          </w:tcPr>
+          <w:p>
+            <w:r>
+              <w:rPr>
+                <w:b w:val="0"/>
+                <w:i w:val="0"/>
+                <w:color w:val="64748B"/>
+                <w:sz w:val="16"/>
+              </w:rPr>
+              <w:t>GT-CQ</w:t>
+            </w:r>
+          </w:p>
+        </w:tc>
+        <w:tc>
+          <w:tcPr>
+            <w:tcW w:type="dxa" w:w="4706"/>
+          </w:tcPr>
+          <w:p>
+            <w:r>
+              <w:rPr>
+                <w:b w:val="0"/>
+                <w:i w:val="0"/>
+                <w:sz w:val="17"/>
+              </w:rPr>
+              <w:t>Veuillez, s'il vous plaît, confirmer cette information.</w:t>
+            </w:r>
+          </w:p>
+        </w:tc>
+      </w:tr>
+      <w:tr>
+        <w:tc>
+          <w:tcPr>
+            <w:tcW w:type="dxa" w:w="964"/>
+          </w:tcPr>
+          <w:p>
+            <w:r>
+              <w:rPr>
+                <w:b/>
+                <w:i w:val="0"/>
+                <w:color w:val="EA580C"/>
+                <w:sz w:val="16"/>
+              </w:rPr>
+              <w:t>Moyenne</w:t>
+            </w:r>
+          </w:p>
+        </w:tc>
+        <w:tc>
+          <w:tcPr>
+            <w:tcW w:type="dxa" w:w="1247"/>
+          </w:tcPr>
+          <w:p>
+            <w:r>
+              <w:rPr>
+                <w:b/>
+                <w:i w:val="0"/>
+                <w:sz w:val="16"/>
+              </w:rPr>
+              <w:t>S04</w:t>
+              <w:br/>
+            </w:r>
+            <w:r>
+              <w:rPr>
+                <w:b w:val="0"/>
+                <w:i w:val="0"/>
+                <w:color w:val="64748B"/>
+                <w:sz w:val="14"/>
+              </w:rPr>
+              <w:t>Emploi</w:t>
+            </w:r>
+          </w:p>
+        </w:tc>
+        <w:tc>
+          <w:tcPr>
+            <w:tcW w:type="dxa" w:w="1531"/>
+          </w:tcPr>
+          <w:p>
+            <w:r>
+              <w:rPr>
+                <w:b/>
+                <w:i w:val="0"/>
+                <w:color w:val="16A34A"/>
+                <w:sz w:val="16"/>
+              </w:rPr>
+              <w:t>s01q47__1, s01q47__2, s01q47__3, s01q47__4, s01q47__5, s01q47__6, s01q47__7, s02q15</w:t>
+            </w:r>
+          </w:p>
+        </w:tc>
+        <w:tc>
+          <w:tcPr>
+            <w:tcW w:type="dxa" w:w="1191"/>
+          </w:tcPr>
+          <w:p>
+            <w:r>
+              <w:rPr>
+                <w:b w:val="0"/>
+                <w:i w:val="0"/>
+                <w:color w:val="64748B"/>
+                <w:sz w:val="16"/>
+              </w:rPr>
+              <w:t>GT-CQ</w:t>
+            </w:r>
+          </w:p>
+        </w:tc>
+        <w:tc>
+          <w:tcPr>
+            <w:tcW w:type="dxa" w:w="4706"/>
+          </w:tcPr>
+          <w:p>
+            <w:r>
+              <w:rPr>
+                <w:b w:val="0"/>
+                <w:i w:val="0"/>
+                <w:sz w:val="17"/>
+              </w:rPr>
+              <w:t>Attention! le nombre d'heure (3 heures) que DIARRA KONTE a travaillé par jour semble faible, veuillez s'il vous plait confirmer cette information avec le QG.</w:t>
+            </w:r>
+          </w:p>
+        </w:tc>
+      </w:tr>
+      <w:tr>
+        <w:tc>
+          <w:tcPr>
+            <w:tcW w:type="dxa" w:w="964"/>
+          </w:tcPr>
+          <w:p>
+            <w:r>
+              <w:rPr>
+                <w:b/>
+                <w:i w:val="0"/>
+                <w:color w:val="EA580C"/>
+                <w:sz w:val="16"/>
+              </w:rPr>
+              <w:t>Moyenne</w:t>
+            </w:r>
+          </w:p>
+        </w:tc>
+        <w:tc>
+          <w:tcPr>
+            <w:tcW w:type="dxa" w:w="1247"/>
+          </w:tcPr>
+          <w:p>
+            <w:r>
+              <w:rPr>
+                <w:b/>
+                <w:i w:val="0"/>
+                <w:sz w:val="16"/>
+              </w:rPr>
+              <w:t>S04</w:t>
+              <w:br/>
+            </w:r>
+            <w:r>
+              <w:rPr>
+                <w:b w:val="0"/>
+                <w:i w:val="0"/>
+                <w:color w:val="64748B"/>
+                <w:sz w:val="14"/>
+              </w:rPr>
+              <w:t>Emploi</w:t>
+            </w:r>
+          </w:p>
+        </w:tc>
+        <w:tc>
+          <w:tcPr>
+            <w:tcW w:type="dxa" w:w="1531"/>
+          </w:tcPr>
+          <w:p>
+            <w:r>
+              <w:rPr>
+                <w:b/>
+                <w:i w:val="0"/>
+                <w:color w:val="16A34A"/>
+                <w:sz w:val="16"/>
+              </w:rPr>
+              <w:t>s01q47__1, s01q47__2, s01q47__3, s01q47__4, s01q47__5, s01q47__6, s01q47__7, s02q15</w:t>
+            </w:r>
+          </w:p>
+        </w:tc>
+        <w:tc>
+          <w:tcPr>
+            <w:tcW w:type="dxa" w:w="1191"/>
+          </w:tcPr>
+          <w:p>
+            <w:r>
+              <w:rPr>
+                <w:b w:val="0"/>
+                <w:i w:val="0"/>
+                <w:color w:val="64748B"/>
+                <w:sz w:val="16"/>
+              </w:rPr>
+              <w:t>GT-CQ</w:t>
+            </w:r>
+          </w:p>
+        </w:tc>
+        <w:tc>
+          <w:tcPr>
+            <w:tcW w:type="dxa" w:w="4706"/>
+          </w:tcPr>
+          <w:p>
+            <w:r>
+              <w:rPr>
+                <w:b w:val="0"/>
+                <w:i w:val="0"/>
+                <w:sz w:val="17"/>
+              </w:rPr>
+              <w:t>Attention! le nombre d'heure (3 heures) que SALIF DIANKA a travaillé par jour semble faible, veuillez s'il vous plait confirmer cette information avec le QG.</w:t>
+            </w:r>
+          </w:p>
+        </w:tc>
+      </w:tr>
+      <w:tr>
+        <w:tc>
+          <w:tcPr>
+            <w:tcW w:type="dxa" w:w="964"/>
+          </w:tcPr>
+          <w:p>
+            <w:r>
+              <w:rPr>
+                <w:b/>
+                <w:i w:val="0"/>
+                <w:color w:val="EA580C"/>
+                <w:sz w:val="16"/>
+              </w:rPr>
+              <w:t>Moyenne</w:t>
             </w:r>
           </w:p>
         </w:tc>
@@ -634,7 +2704,7 @@
                 <w:color w:val="16A34A"/>
                 <w:sz w:val="16"/>
               </w:rPr>
-              <w:t>s01q28, s01q29, s01q30, s02q01__1, s02q02__1, s02q03__1, s02q15, s03q18</w:t>
+              <w:t>—</w:t>
             </w:r>
           </w:p>
         </w:tc>
@@ -665,7 +2735,7 @@
                 <w:i w:val="0"/>
                 <w:sz w:val="17"/>
               </w:rPr>
-              <w:t>Avertissement!! Les quantités du Thé soluble ou infusion consommées en Sachets industriel semble incoherent car les ménages consomment géneralement en sachet ou en paquet, prière de corriger ou confirmer avec le QG.</w:t>
+              <w:t>Attention ! La dépense du répas pris à l'extérieur de AMADOU DIANKA (425 Fcfa) au cours de 7 derniers jours est relativement élevé.</w:t>
             </w:r>
           </w:p>
         </w:tc>
@@ -680,10 +2750,10 @@
               <w:rPr>
                 <w:b/>
                 <w:i w:val="0"/>
-                <w:color w:val="DC2626"/>
+                <w:color w:val="EA580C"/>
                 <w:sz w:val="16"/>
               </w:rPr>
-              <w:t>Haute</w:t>
+              <w:t>Moyenne</w:t>
             </w:r>
           </w:p>
         </w:tc>
@@ -724,7 +2794,7 @@
                 <w:color w:val="16A34A"/>
                 <w:sz w:val="16"/>
               </w:rPr>
-              <w:t>s00q27, s01q00a, s01q12, s01q13, s02q04, s03q11, s03q12, s01q01</w:t>
+              <w:t>—</w:t>
             </w:r>
           </w:p>
         </w:tc>
@@ -755,7 +2825,7 @@
                 <w:i w:val="0"/>
                 <w:sz w:val="17"/>
               </w:rPr>
-              <w:t>Avertissement!!! Le ménage a consommé 45 miche de Moyen de Pain traditionnel (tapalapa)  ce qui semble incoherent pour une consommation aucours des 7 derniers jours, prière de verifier et corriger.</w:t>
+              <w:t>Prière de corriger ou de confirmer avec le QG.</w:t>
             </w:r>
           </w:p>
         </w:tc>
@@ -770,10 +2840,10 @@
               <w:rPr>
                 <w:b/>
                 <w:i w:val="0"/>
-                <w:color w:val="DC2626"/>
+                <w:color w:val="EA580C"/>
                 <w:sz w:val="16"/>
               </w:rPr>
-              <w:t>Haute</w:t>
+              <w:t>Moyenne</w:t>
             </w:r>
           </w:p>
         </w:tc>
@@ -788,7 +2858,7 @@
                 <w:i w:val="0"/>
                 <w:sz w:val="16"/>
               </w:rPr>
-              <w:t>S19</w:t>
+              <w:t>S07</w:t>
               <w:br/>
             </w:r>
             <w:r>
@@ -798,7 +2868,7 @@
                 <w:color w:val="64748B"/>
                 <w:sz w:val="14"/>
               </w:rPr>
-              <w:t>Entreprises non agricoles</w:t>
+              <w:t>Consommation alimentaire</w:t>
             </w:r>
           </w:p>
         </w:tc>
@@ -814,7 +2884,7 @@
                 <w:color w:val="16A34A"/>
                 <w:sz w:val="16"/>
               </w:rPr>
-              <w:t>s02q02__1, s02q15, s02q17, s03q16, s04q27, s04q43, s04q63, s05q11</w:t>
+              <w:t>—</w:t>
             </w:r>
           </w:p>
         </w:tc>
@@ -845,7 +2915,7 @@
                 <w:i w:val="0"/>
                 <w:sz w:val="17"/>
               </w:rPr>
-              <w:t>Incohérence!! Le prix d'achat de Houe/daba/hilaire ne doit pas être égal 0 même si le ménage l'a reçu en cadeau prière de leurs aider à faire une estimation.</w:t>
+              <w:t>Attention ! La dépense du répas pris à l'extérieur de KADIA DIANKA (425 Fcfa) au cours de 7 derniers jours est relativement élevé.</w:t>
             </w:r>
           </w:p>
         </w:tc>
@@ -860,10 +2930,10 @@
               <w:rPr>
                 <w:b/>
                 <w:i w:val="0"/>
-                <w:color w:val="DC2626"/>
+                <w:color w:val="EA580C"/>
                 <w:sz w:val="16"/>
               </w:rPr>
-              <w:t>Haute</w:t>
+              <w:t>Moyenne</w:t>
             </w:r>
           </w:p>
         </w:tc>
@@ -878,7 +2948,7 @@
                 <w:i w:val="0"/>
                 <w:sz w:val="16"/>
               </w:rPr>
-              <w:t>S19</w:t>
+              <w:t>S07</w:t>
               <w:br/>
             </w:r>
             <w:r>
@@ -888,7 +2958,7 @@
                 <w:color w:val="64748B"/>
                 <w:sz w:val="14"/>
               </w:rPr>
-              <w:t>Entreprises non agricoles</w:t>
+              <w:t>Consommation alimentaire</w:t>
             </w:r>
           </w:p>
         </w:tc>
@@ -904,7 +2974,7 @@
                 <w:color w:val="16A34A"/>
                 <w:sz w:val="16"/>
               </w:rPr>
-              <w:t>s01q02, s02q01__1, s02q02__1, s02q03__1, s02q15, s03q17, s04q28, s04q35d</w:t>
+              <w:t>—</w:t>
             </w:r>
           </w:p>
         </w:tc>
@@ -935,7 +3005,7 @@
                 <w:i w:val="0"/>
                 <w:sz w:val="17"/>
               </w:rPr>
-              <w:t>Incohérence!! Le prix de revente de Houe/daba/hilaire dans cette section 19 ne doit pas être égal 0 même si le ménage l'a reçu en cadeau prière de leurs aider à faire une estimation.</w:t>
+              <w:t>Attention ! La dépense du répas pris à l'extérieur de MASSINA NIANG (425 Fcfa) au cours de 7 derniers jours est relativement élevé.</w:t>
             </w:r>
           </w:p>
         </w:tc>
@@ -950,10 +3020,10 @@
               <w:rPr>
                 <w:b/>
                 <w:i w:val="0"/>
-                <w:color w:val="DC2626"/>
+                <w:color w:val="EA580C"/>
                 <w:sz w:val="16"/>
               </w:rPr>
-              <w:t>Haute</w:t>
+              <w:t>Moyenne</w:t>
             </w:r>
           </w:p>
         </w:tc>
@@ -968,7 +3038,7 @@
                 <w:i w:val="0"/>
                 <w:sz w:val="16"/>
               </w:rPr>
-              <w:t>S19</w:t>
+              <w:t>S07</w:t>
               <w:br/>
             </w:r>
             <w:r>
@@ -978,7 +3048,7 @@
                 <w:color w:val="64748B"/>
                 <w:sz w:val="14"/>
               </w:rPr>
-              <w:t>Entreprises non agricoles</w:t>
+              <w:t>Consommation alimentaire</w:t>
             </w:r>
           </w:p>
         </w:tc>
@@ -994,7 +3064,7 @@
                 <w:color w:val="16A34A"/>
                 <w:sz w:val="16"/>
               </w:rPr>
-              <w:t>s02q02__1, s02q15, s02q17, s03q16, s04q27, s04q43, s04q63, s05q11</w:t>
+              <w:t>—</w:t>
             </w:r>
           </w:p>
         </w:tc>
@@ -1025,7 +3095,7 @@
                 <w:i w:val="0"/>
                 <w:sz w:val="17"/>
               </w:rPr>
-              <w:t>Incohérence!! Le prix d'achat de Machette ne doit pas être égal 0 même si le ménage l'a reçu en cadeau prière de leurs aider à faire une estimation.</w:t>
+              <w:t>Attention ! La dépense du répas pris à l'extérieur de SALIF DIANKA (425 Fcfa) au cours de 7 derniers jours est relativement élevé.</w:t>
             </w:r>
           </w:p>
         </w:tc>
@@ -1040,10 +3110,10 @@
               <w:rPr>
                 <w:b/>
                 <w:i w:val="0"/>
-                <w:color w:val="DC2626"/>
+                <w:color w:val="EA580C"/>
                 <w:sz w:val="16"/>
               </w:rPr>
-              <w:t>Haute</w:t>
+              <w:t>Moyenne</w:t>
             </w:r>
           </w:p>
         </w:tc>
@@ -1058,7 +3128,7 @@
                 <w:i w:val="0"/>
                 <w:sz w:val="16"/>
               </w:rPr>
-              <w:t>S19</w:t>
+              <w:t>S07</w:t>
               <w:br/>
             </w:r>
             <w:r>
@@ -1068,7 +3138,7 @@
                 <w:color w:val="64748B"/>
                 <w:sz w:val="14"/>
               </w:rPr>
-              <w:t>Entreprises non agricoles</w:t>
+              <w:t>Consommation alimentaire</w:t>
             </w:r>
           </w:p>
         </w:tc>
@@ -1084,7 +3154,7 @@
                 <w:color w:val="16A34A"/>
                 <w:sz w:val="16"/>
               </w:rPr>
-              <w:t>s01q02, s02q01__1, s02q02__1, s02q03__1, s02q15, s03q17, s04q28, s04q35d</w:t>
+              <w:t>—</w:t>
             </w:r>
           </w:p>
         </w:tc>
@@ -1115,7 +3185,7 @@
                 <w:i w:val="0"/>
                 <w:sz w:val="17"/>
               </w:rPr>
-              <w:t>Incohérence!! Le prix de revente de Machette dans cette section 19 ne doit pas être égal 0 même si le ménage l'a reçu en cadeau prière de leurs aider à faire une estimation.</w:t>
+              <w:t>Attention ! Le prix unitaire d'achat (25 Fcfa) de Piment frais en Pièce (Petit) est relativement faible par rapport aux autres prix observés dans cette zone.</w:t>
             </w:r>
           </w:p>
         </w:tc>
@@ -1130,10 +3200,10 @@
               <w:rPr>
                 <w:b/>
                 <w:i w:val="0"/>
-                <w:color w:val="DC2626"/>
+                <w:color w:val="EA580C"/>
                 <w:sz w:val="16"/>
               </w:rPr>
-              <w:t>Haute</w:t>
+              <w:t>Moyenne</w:t>
             </w:r>
           </w:p>
         </w:tc>
@@ -1148,7 +3218,7 @@
                 <w:i w:val="0"/>
                 <w:sz w:val="16"/>
               </w:rPr>
-              <w:t>S20</w:t>
+              <w:t>S07</w:t>
               <w:br/>
             </w:r>
             <w:r>
@@ -1158,7 +3228,7 @@
                 <w:color w:val="64748B"/>
                 <w:sz w:val="14"/>
               </w:rPr>
-              <w:t>Gouvernance / autres</w:t>
+              <w:t>Consommation alimentaire</w:t>
             </w:r>
           </w:p>
         </w:tc>
@@ -1205,7 +3275,7 @@
                 <w:i w:val="0"/>
                 <w:sz w:val="17"/>
               </w:rPr>
-              <w:t>Incohérence détectée ! Le ménage a précédemment déclaré vivre « Bien » ou « Assez bien » selon son revenu en 20A.02.</w:t>
+              <w:t>Prière de corriger ou de confirmer avec le QG.</w:t>
             </w:r>
           </w:p>
         </w:tc>
@@ -1238,7 +3308,7 @@
                 <w:i w:val="0"/>
                 <w:sz w:val="16"/>
               </w:rPr>
-              <w:t>S00</w:t>
+              <w:t>S09</w:t>
               <w:br/>
             </w:r>
             <w:r>
@@ -1248,7 +3318,7 @@
                 <w:color w:val="64748B"/>
                 <w:sz w:val="14"/>
               </w:rPr>
-              <w:t>Identification</w:t>
+              <w:t>Dépenses non alimentaires</w:t>
             </w:r>
           </w:p>
         </w:tc>
@@ -1264,7 +3334,7 @@
                 <w:color w:val="16A34A"/>
                 <w:sz w:val="16"/>
               </w:rPr>
-              <w:t>s00q27</w:t>
+              <w:t>—</w:t>
             </w:r>
           </w:p>
         </w:tc>
@@ -1295,7 +3365,7 @@
                 <w:i w:val="0"/>
                 <w:sz w:val="17"/>
               </w:rPr>
-              <w:t>Le questionnaire semble ne pas être complètement fini mais le questionnaire est en statut complet, prière de compléter le questionnaire.</w:t>
+              <w:t>Attention ! La dépense du ménage de YERO DIANKA (2700 Fcfa) au cours de 7 derniers jours de Cigarettes, Tabac est relativement élevé.</w:t>
             </w:r>
           </w:p>
         </w:tc>
@@ -1328,7 +3398,7 @@
                 <w:i w:val="0"/>
                 <w:sz w:val="16"/>
               </w:rPr>
-              <w:t>S00</w:t>
+              <w:t>S09</w:t>
               <w:br/>
             </w:r>
             <w:r>
@@ -1338,7 +3408,7 @@
                 <w:color w:val="64748B"/>
                 <w:sz w:val="14"/>
               </w:rPr>
-              <w:t>Identification</w:t>
+              <w:t>Dépenses non alimentaires</w:t>
             </w:r>
           </w:p>
         </w:tc>
@@ -1385,7 +3455,7 @@
                 <w:i w:val="0"/>
                 <w:sz w:val="17"/>
               </w:rPr>
-              <w:t>L'adresse ou la localisation du ménage doit être bien renseignée, ne doit pas contenir des numéros de téléphone et elle semble courte pour être une adresse.</w:t>
+              <w:t>Prière de corriger ou de confirmer avec le QG.</w:t>
             </w:r>
           </w:p>
         </w:tc>
@@ -1418,7 +3488,7 @@
                 <w:i w:val="0"/>
                 <w:sz w:val="16"/>
               </w:rPr>
-              <w:t>S00</w:t>
+              <w:t>S09</w:t>
               <w:br/>
             </w:r>
             <w:r>
@@ -1428,7 +3498,7 @@
                 <w:color w:val="64748B"/>
                 <w:sz w:val="14"/>
               </w:rPr>
-              <w:t>Identification</w:t>
+              <w:t>Dépenses non alimentaires</w:t>
             </w:r>
           </w:p>
         </w:tc>
@@ -1475,7 +3545,7 @@
                 <w:i w:val="0"/>
                 <w:sz w:val="17"/>
               </w:rPr>
-              <w:t>Prière de renseigner la bonne adresse.</w:t>
+              <w:t>Attention ! La dépense du ménage de YERO DIANKA (3000 Fcfa) au cours de 30 derniers jours de Savon de toilette, shampoing est relativement élevé.</w:t>
             </w:r>
           </w:p>
         </w:tc>
@@ -1508,7 +3578,7 @@
                 <w:i w:val="0"/>
                 <w:sz w:val="16"/>
               </w:rPr>
-              <w:t>S01</w:t>
+              <w:t>S09</w:t>
               <w:br/>
             </w:r>
             <w:r>
@@ -1518,7 +3588,7 @@
                 <w:color w:val="64748B"/>
                 <w:sz w:val="14"/>
               </w:rPr>
-              <w:t>Démographie</w:t>
+              <w:t>Dépenses non alimentaires</w:t>
             </w:r>
           </w:p>
         </w:tc>
@@ -1534,7 +3604,7 @@
                 <w:color w:val="16A34A"/>
                 <w:sz w:val="16"/>
               </w:rPr>
-              <w:t>s01q10_1</w:t>
+              <w:t>—</w:t>
             </w:r>
           </w:p>
         </w:tc>
@@ -1565,7 +3635,7 @@
                 <w:i w:val="0"/>
                 <w:sz w:val="17"/>
               </w:rPr>
-              <w:t>La taille du ménage lors de l'enquête principale (8) de ce ménage est inférieur à la taille du denombrement (14), prière de fournir des explications concrètes ou aller revisiter le ménage.</w:t>
+              <w:t>Prière de corriger ou de confirmer avec le QG.</w:t>
             </w:r>
           </w:p>
         </w:tc>
@@ -1598,7 +3668,7 @@
                 <w:i w:val="0"/>
                 <w:sz w:val="16"/>
               </w:rPr>
-              <w:t>S02</w:t>
+              <w:t>S09</w:t>
               <w:br/>
             </w:r>
             <w:r>
@@ -1608,7 +3678,7 @@
                 <w:color w:val="64748B"/>
                 <w:sz w:val="14"/>
               </w:rPr>
-              <w:t>Éducation</w:t>
+              <w:t>Dépenses non alimentaires</w:t>
             </w:r>
           </w:p>
         </w:tc>
@@ -1655,7 +3725,7 @@
                 <w:i w:val="0"/>
                 <w:sz w:val="17"/>
               </w:rPr>
-              <w:t>veuillez, s'il vous plait, confirmer les frais de scolarité ( 1000 FCFA) payée de AMADOU DIANKA avec le QG ou apporter les corrections nécessaires.</w:t>
+              <w:t>Attention ! La dépense du ménage de YERO DIANKA (5000 Fcfa) au cours de 6 derniers mois de Vêtements hommes (15 ans et plus): chemise, pantalon, veste, ensemble, vêtements de travail, etc.</w:t>
             </w:r>
           </w:p>
         </w:tc>
@@ -1688,7 +3758,7 @@
                 <w:i w:val="0"/>
                 <w:sz w:val="16"/>
               </w:rPr>
-              <w:t>S02</w:t>
+              <w:t>S09</w:t>
               <w:br/>
             </w:r>
             <w:r>
@@ -1698,7 +3768,7 @@
                 <w:color w:val="64748B"/>
                 <w:sz w:val="14"/>
               </w:rPr>
-              <w:t>Éducation</w:t>
+              <w:t>Dépenses non alimentaires</w:t>
             </w:r>
           </w:p>
         </w:tc>
@@ -1745,7 +3815,7 @@
                 <w:i w:val="0"/>
                 <w:sz w:val="17"/>
               </w:rPr>
-              <w:t>Attention!!! le montant payé de AMADOU DIANKA pour la cotisation est de 150 FCFA qui semble faible.</w:t>
+              <w:t>est relativement élevé.</w:t>
             </w:r>
           </w:p>
         </w:tc>
@@ -1778,7 +3848,7 @@
                 <w:i w:val="0"/>
                 <w:sz w:val="16"/>
               </w:rPr>
-              <w:t>S02</w:t>
+              <w:t>S09</w:t>
               <w:br/>
             </w:r>
             <w:r>
@@ -1788,7 +3858,7 @@
                 <w:color w:val="64748B"/>
                 <w:sz w:val="14"/>
               </w:rPr>
-              <w:t>Éducation</w:t>
+              <w:t>Dépenses non alimentaires</w:t>
             </w:r>
           </w:p>
         </w:tc>
@@ -1835,7 +3905,7 @@
                 <w:i w:val="0"/>
                 <w:sz w:val="17"/>
               </w:rPr>
-              <w:t>Veuillez verifier cette information auprès de l'enquêté ou confirmer avec le QG.</w:t>
+              <w:t>Prière de corriger ou de confirmer avec le QG.</w:t>
             </w:r>
           </w:p>
         </w:tc>
@@ -1868,7 +3938,7 @@
                 <w:i w:val="0"/>
                 <w:sz w:val="16"/>
               </w:rPr>
-              <w:t>S02</w:t>
+              <w:t>S09</w:t>
               <w:br/>
             </w:r>
             <w:r>
@@ -1878,7 +3948,7 @@
                 <w:color w:val="64748B"/>
                 <w:sz w:val="14"/>
               </w:rPr>
-              <w:t>Éducation</w:t>
+              <w:t>Dépenses non alimentaires</w:t>
             </w:r>
           </w:p>
         </w:tc>
@@ -1925,7 +3995,7 @@
                 <w:i w:val="0"/>
                 <w:sz w:val="17"/>
               </w:rPr>
-              <w:t>Le montant des frais de cantines ou de restauration (500 FCFA) pour l'année scolaire de AMADOU DIANKA qui fréquente 6ème année de Primaire  semble faible.</w:t>
+              <w:t>Attention ! La dépense du ménage de YERO DIANKA (4000 Fcfa) au cours de 12 derniers mois de Achat d'une lampes (lampe électrique, lampe tempête, lampe torche, etc.) est relativement élevé.</w:t>
             </w:r>
           </w:p>
         </w:tc>
@@ -1958,7 +4028,7 @@
                 <w:i w:val="0"/>
                 <w:sz w:val="16"/>
               </w:rPr>
-              <w:t>S02</w:t>
+              <w:t>S09</w:t>
               <w:br/>
             </w:r>
             <w:r>
@@ -1968,7 +4038,7 @@
                 <w:color w:val="64748B"/>
                 <w:sz w:val="14"/>
               </w:rPr>
-              <w:t>Éducation</w:t>
+              <w:t>Dépenses non alimentaires</w:t>
             </w:r>
           </w:p>
         </w:tc>
@@ -2015,7 +4085,7 @@
                 <w:i w:val="0"/>
                 <w:sz w:val="17"/>
               </w:rPr>
-              <w:t>Veuillez, s'il vous plait, confirmer ces informations avec le QG ou apporter les corrections nécessaires.</w:t>
+              <w:t>Prière de corriger ou de confirmer avec le QG.</w:t>
             </w:r>
           </w:p>
         </w:tc>
@@ -2048,7 +4118,7 @@
                 <w:i w:val="0"/>
                 <w:sz w:val="16"/>
               </w:rPr>
-              <w:t>S02</w:t>
+              <w:t>S09</w:t>
               <w:br/>
             </w:r>
             <w:r>
@@ -2058,7 +4128,7 @@
                 <w:color w:val="64748B"/>
                 <w:sz w:val="14"/>
               </w:rPr>
-              <w:t>Éducation</w:t>
+              <w:t>Dépenses non alimentaires</w:t>
             </w:r>
           </w:p>
         </w:tc>
@@ -2105,7 +4175,7 @@
                 <w:i w:val="0"/>
                 <w:sz w:val="17"/>
               </w:rPr>
-              <w:t>veuillez, s'il vous plait, confirmer les frais de scolarité ( 1000 FCFA) payée de KADIA DIANKA avec le QG ou apporter les corrections nécessaires.</w:t>
+              <w:t>Attention ! La dépense du ménage de YERO DIANKA (4000 Fcfa) au cours de 12 derniers mois de Appareils de musique et d'images: radio, radio-cassette, chaîne de musique, TV, lecteur CD/DVD, MP3, MP4, caméra, camescope, etc est relativement élevé.</w:t>
             </w:r>
           </w:p>
         </w:tc>
@@ -2138,7 +4208,7 @@
                 <w:i w:val="0"/>
                 <w:sz w:val="16"/>
               </w:rPr>
-              <w:t>S02</w:t>
+              <w:t>S09</w:t>
               <w:br/>
             </w:r>
             <w:r>
@@ -2148,7 +4218,7 @@
                 <w:color w:val="64748B"/>
                 <w:sz w:val="14"/>
               </w:rPr>
-              <w:t>Éducation</w:t>
+              <w:t>Dépenses non alimentaires</w:t>
             </w:r>
           </w:p>
         </w:tc>
@@ -2195,7 +4265,7 @@
                 <w:i w:val="0"/>
                 <w:sz w:val="17"/>
               </w:rPr>
-              <w:t>Attention!!! le montant payé de KADIA DIANKA pour la cotisation est de 150 FCFA qui semble faible.</w:t>
+              <w:t>Attention ! La dépense du ménage de YERO DIANKA (6000 Fcfa) au cours de 12 derniers mois de Linge de maison et articles associés (serviettes de bain, drap, couverture, couvre-lit, oreillers, moustiquaire, nattes, tapis, rideaux, éventail, etc.</w:t>
             </w:r>
           </w:p>
         </w:tc>
@@ -2228,7 +4298,7 @@
                 <w:i w:val="0"/>
                 <w:sz w:val="16"/>
               </w:rPr>
-              <w:t>S02</w:t>
+              <w:t>S09</w:t>
               <w:br/>
             </w:r>
             <w:r>
@@ -2238,7 +4308,7 @@
                 <w:color w:val="64748B"/>
                 <w:sz w:val="14"/>
               </w:rPr>
-              <w:t>Éducation</w:t>
+              <w:t>Dépenses non alimentaires</w:t>
             </w:r>
           </w:p>
         </w:tc>
@@ -2285,7 +4355,7 @@
                 <w:i w:val="0"/>
                 <w:sz w:val="17"/>
               </w:rPr>
-              <w:t>Le montant des frais de cantines ou de restauration (500 FCFA) pour l'année scolaire de KADIA DIANKA qui fréquente 4ème année de Primaire  semble faible.</w:t>
+              <w:t>) est relativement élevé.</w:t>
             </w:r>
           </w:p>
         </w:tc>
@@ -2318,7 +4388,7 @@
                 <w:i w:val="0"/>
                 <w:sz w:val="16"/>
               </w:rPr>
-              <w:t>S02</w:t>
+              <w:t>S10</w:t>
               <w:br/>
             </w:r>
             <w:r>
@@ -2328,7 +4398,7 @@
                 <w:color w:val="64748B"/>
                 <w:sz w:val="14"/>
               </w:rPr>
-              <w:t>Éducation</w:t>
+              <w:t>Logement</w:t>
             </w:r>
           </w:p>
         </w:tc>
@@ -2344,7 +4414,7 @@
                 <w:color w:val="16A34A"/>
                 <w:sz w:val="16"/>
               </w:rPr>
-              <w:t>—</w:t>
+              <w:t>s10q57</w:t>
             </w:r>
           </w:p>
         </w:tc>
@@ -2375,7 +4445,7 @@
                 <w:i w:val="0"/>
                 <w:sz w:val="17"/>
               </w:rPr>
-              <w:t>veuillez, s'il vous plait, confirmer les frais de scolarité ( 1000 FCFA) payée de MASSINA NIANG avec le QG ou apporter les corrections nécessaires.</w:t>
+              <w:t>Veuillez, s'il vous plaît, donner une valeur exacte ou estimée du montant à renseigner different de 9999 dans les champs s1046 à s10q57 pour CONFECTION DE HACHE,HOUE.</w:t>
             </w:r>
           </w:p>
         </w:tc>
@@ -2408,7 +4478,7 @@
                 <w:i w:val="0"/>
                 <w:sz w:val="16"/>
               </w:rPr>
-              <w:t>S02</w:t>
+              <w:t>S11</w:t>
               <w:br/>
             </w:r>
             <w:r>
@@ -2418,7 +4488,7 @@
                 <w:color w:val="64748B"/>
                 <w:sz w:val="14"/>
               </w:rPr>
-              <w:t>Éducation</w:t>
+              <w:t>Logement / cadre de vie</w:t>
             </w:r>
           </w:p>
         </w:tc>
@@ -2434,7 +4504,7 @@
                 <w:color w:val="16A34A"/>
                 <w:sz w:val="16"/>
               </w:rPr>
-              <w:t>—</w:t>
+              <w:t>s01q23, s01q00b, s01q23_autre</w:t>
             </w:r>
           </w:p>
         </w:tc>
@@ -2465,7 +4535,7 @@
                 <w:i w:val="0"/>
                 <w:sz w:val="17"/>
               </w:rPr>
-              <w:t>Attention!!! le montant payé de MASSINA NIANG pour la cotisation est de 150 FCFA qui semble faible.</w:t>
+              <w:t>Le moyen que le ménage utilise pour se débarrasser des excréments hors de la concession est AUCUN VIDANGE et semble exister dans les modalités, prière de prendre attache avec le QG pour plus d'explication afin de la classer bien.</w:t>
             </w:r>
           </w:p>
         </w:tc>
@@ -2498,7 +4568,7 @@
                 <w:i w:val="0"/>
                 <w:sz w:val="16"/>
               </w:rPr>
-              <w:t>S02</w:t>
+              <w:t>S11</w:t>
               <w:br/>
             </w:r>
             <w:r>
@@ -2508,7 +4578,7 @@
                 <w:color w:val="64748B"/>
                 <w:sz w:val="14"/>
               </w:rPr>
-              <w:t>Éducation</w:t>
+              <w:t>Logement / cadre de vie</w:t>
             </w:r>
           </w:p>
         </w:tc>
@@ -2555,7 +4625,7 @@
                 <w:i w:val="0"/>
                 <w:sz w:val="17"/>
               </w:rPr>
-              <w:t>Le montant des frais de cantines ou de restauration (500 FCFA) pour l'année scolaire de MASSINA NIANG qui fréquente 1ére année de Primaire  semble faible.</w:t>
+              <w:t>Attention!!! Les ménages vivants dans un(e) Maison Basse à MATAM Rural ont généralement comme principal matériau de construction le/la Ciment/Béton/Pierres de taille, mais celui du ménage de YERO DIANKA (Paille, Banco, motte de terre) diffère de celui-ci.</w:t>
             </w:r>
           </w:p>
         </w:tc>
@@ -2588,7 +4658,7 @@
                 <w:i w:val="0"/>
                 <w:sz w:val="16"/>
               </w:rPr>
-              <w:t>S02</w:t>
+              <w:t>S11</w:t>
               <w:br/>
             </w:r>
             <w:r>
@@ -2598,7 +4668,7 @@
                 <w:color w:val="64748B"/>
                 <w:sz w:val="14"/>
               </w:rPr>
-              <w:t>Éducation</w:t>
+              <w:t>Logement / cadre de vie</w:t>
             </w:r>
           </w:p>
         </w:tc>
@@ -2645,7 +4715,7 @@
                 <w:i w:val="0"/>
                 <w:sz w:val="17"/>
               </w:rPr>
-              <w:t>veuillez, s'il vous plait, confirmer les frais de scolarité ( 1000 FCFA) payée de SALIF DIANKA avec le QG ou apporter les corrections nécessaires.</w:t>
+              <w:t>Prière de vérifier pour être sûr que vous avez choisi les bonnes modalités des questions 11.01 et 11.18 .</w:t>
             </w:r>
           </w:p>
         </w:tc>
@@ -2678,7 +4748,7 @@
                 <w:i w:val="0"/>
                 <w:sz w:val="16"/>
               </w:rPr>
-              <w:t>S02</w:t>
+              <w:t>S11</w:t>
               <w:br/>
             </w:r>
             <w:r>
@@ -2688,7 +4758,7 @@
                 <w:color w:val="64748B"/>
                 <w:sz w:val="14"/>
               </w:rPr>
-              <w:t>Éducation</w:t>
+              <w:t>Logement / cadre de vie</w:t>
             </w:r>
           </w:p>
         </w:tc>
@@ -2735,7 +4805,7 @@
                 <w:i w:val="0"/>
                 <w:sz w:val="17"/>
               </w:rPr>
-              <w:t>Attention!!! le montant payé de SALIF DIANKA pour la cotisation est de 150 FCFA qui semble faible.</w:t>
+              <w:t>Merci de ne pas corriger si vous êtes sûr de celui donné par le ménage et observé par vous.</w:t>
             </w:r>
           </w:p>
         </w:tc>
@@ -2768,7 +4838,7 @@
                 <w:i w:val="0"/>
                 <w:sz w:val="16"/>
               </w:rPr>
-              <w:t>S04</w:t>
+              <w:t>S12</w:t>
               <w:br/>
             </w:r>
             <w:r>
@@ -2778,7 +4848,7 @@
                 <w:color w:val="64748B"/>
                 <w:sz w:val="14"/>
               </w:rPr>
-              <w:t>Emploi</w:t>
+              <w:t>Avoirs / biens durables</w:t>
             </w:r>
           </w:p>
         </w:tc>
@@ -2794,7 +4864,7 @@
                 <w:color w:val="16A34A"/>
                 <w:sz w:val="16"/>
               </w:rPr>
-              <w:t>—</w:t>
+              <w:t>s01q02, s02q01__1, s02q02__1, s02q03__1, s02q15, s03q17, s04q28, s04q35d</w:t>
             </w:r>
           </w:p>
         </w:tc>
@@ -2825,7 +4895,7 @@
                 <w:i w:val="0"/>
                 <w:sz w:val="17"/>
               </w:rPr>
-              <w:t>Attention ! Le nombre de jours (12 jours) que YERO DIANKA a travaillés par mois semble être inférieur à 15.</w:t>
+              <w:t>Le prix de revente de l'article  Matelas simple ne doit pas être égal 0 même si le ménage l'a reçu en cadeau prière de leurs aider à faire une estimations.</w:t>
             </w:r>
           </w:p>
         </w:tc>
@@ -2858,7 +4928,7 @@
                 <w:i w:val="0"/>
                 <w:sz w:val="16"/>
               </w:rPr>
-              <w:t>S04</w:t>
+              <w:t>S12</w:t>
               <w:br/>
             </w:r>
             <w:r>
@@ -2868,7 +4938,7 @@
                 <w:color w:val="64748B"/>
                 <w:sz w:val="14"/>
               </w:rPr>
-              <w:t>Emploi</w:t>
+              <w:t>Avoirs / biens durables</w:t>
             </w:r>
           </w:p>
         </w:tc>
@@ -2884,7 +4954,7 @@
                 <w:color w:val="16A34A"/>
                 <w:sz w:val="16"/>
               </w:rPr>
-              <w:t>—</w:t>
+              <w:t>s01q02, s02q01__1, s02q02__1, s02q03__1, s02q15, s03q17, s04q28, s04q35d</w:t>
             </w:r>
           </w:p>
         </w:tc>
@@ -2915,2617 +4985,7 @@
                 <w:i w:val="0"/>
                 <w:sz w:val="17"/>
               </w:rPr>
-              <w:t>Veuillez, s'il vous plaît, confirmer cette information.</w:t>
-            </w:r>
-          </w:p>
-        </w:tc>
-      </w:tr>
-      <w:tr>
-        <w:tc>
-          <w:tcPr>
-            <w:tcW w:type="dxa" w:w="964"/>
-          </w:tcPr>
-          <w:p>
-            <w:r>
-              <w:rPr>
-                <w:b/>
-                <w:i w:val="0"/>
-                <w:color w:val="EA580C"/>
-                <w:sz w:val="16"/>
-              </w:rPr>
-              <w:t>Moyenne</w:t>
-            </w:r>
-          </w:p>
-        </w:tc>
-        <w:tc>
-          <w:tcPr>
-            <w:tcW w:type="dxa" w:w="1247"/>
-          </w:tcPr>
-          <w:p>
-            <w:r>
-              <w:rPr>
-                <w:b/>
-                <w:i w:val="0"/>
-                <w:sz w:val="16"/>
-              </w:rPr>
-              <w:t>S04</w:t>
-              <w:br/>
-            </w:r>
-            <w:r>
-              <w:rPr>
-                <w:b w:val="0"/>
-                <w:i w:val="0"/>
-                <w:color w:val="64748B"/>
-                <w:sz w:val="14"/>
-              </w:rPr>
-              <w:t>Emploi</w:t>
-            </w:r>
-          </w:p>
-        </w:tc>
-        <w:tc>
-          <w:tcPr>
-            <w:tcW w:type="dxa" w:w="1531"/>
-          </w:tcPr>
-          <w:p>
-            <w:r>
-              <w:rPr>
-                <w:b/>
-                <w:i w:val="0"/>
-                <w:color w:val="16A34A"/>
-                <w:sz w:val="16"/>
-              </w:rPr>
-              <w:t>s01q47__1, s01q47__2, s01q47__3, s01q47__4, s01q47__5, s01q47__6, s01q47__7, s02q15</w:t>
-            </w:r>
-          </w:p>
-        </w:tc>
-        <w:tc>
-          <w:tcPr>
-            <w:tcW w:type="dxa" w:w="1191"/>
-          </w:tcPr>
-          <w:p>
-            <w:r>
-              <w:rPr>
-                <w:b w:val="0"/>
-                <w:i w:val="0"/>
-                <w:color w:val="64748B"/>
-                <w:sz w:val="16"/>
-              </w:rPr>
-              <w:t>GT-CQ</w:t>
-            </w:r>
-          </w:p>
-        </w:tc>
-        <w:tc>
-          <w:tcPr>
-            <w:tcW w:type="dxa" w:w="4706"/>
-          </w:tcPr>
-          <w:p>
-            <w:r>
-              <w:rPr>
-                <w:b w:val="0"/>
-                <w:i w:val="0"/>
-                <w:sz w:val="17"/>
-              </w:rPr>
-              <w:t>Attention! le nombre d'heure (3 heures) que DIARRA KONTE a travaillé par jour semble faible, veuillez s'il vous plait confirmer cette information avec le QG.</w:t>
-            </w:r>
-          </w:p>
-        </w:tc>
-      </w:tr>
-      <w:tr>
-        <w:tc>
-          <w:tcPr>
-            <w:tcW w:type="dxa" w:w="964"/>
-          </w:tcPr>
-          <w:p>
-            <w:r>
-              <w:rPr>
-                <w:b/>
-                <w:i w:val="0"/>
-                <w:color w:val="EA580C"/>
-                <w:sz w:val="16"/>
-              </w:rPr>
-              <w:t>Moyenne</w:t>
-            </w:r>
-          </w:p>
-        </w:tc>
-        <w:tc>
-          <w:tcPr>
-            <w:tcW w:type="dxa" w:w="1247"/>
-          </w:tcPr>
-          <w:p>
-            <w:r>
-              <w:rPr>
-                <w:b/>
-                <w:i w:val="0"/>
-                <w:sz w:val="16"/>
-              </w:rPr>
-              <w:t>S04</w:t>
-              <w:br/>
-            </w:r>
-            <w:r>
-              <w:rPr>
-                <w:b w:val="0"/>
-                <w:i w:val="0"/>
-                <w:color w:val="64748B"/>
-                <w:sz w:val="14"/>
-              </w:rPr>
-              <w:t>Emploi</w:t>
-            </w:r>
-          </w:p>
-        </w:tc>
-        <w:tc>
-          <w:tcPr>
-            <w:tcW w:type="dxa" w:w="1531"/>
-          </w:tcPr>
-          <w:p>
-            <w:r>
-              <w:rPr>
-                <w:b/>
-                <w:i w:val="0"/>
-                <w:color w:val="16A34A"/>
-                <w:sz w:val="16"/>
-              </w:rPr>
-              <w:t>s01q47__1, s01q47__2, s01q47__3, s01q47__4, s01q47__5, s01q47__6, s01q47__7, s02q15</w:t>
-            </w:r>
-          </w:p>
-        </w:tc>
-        <w:tc>
-          <w:tcPr>
-            <w:tcW w:type="dxa" w:w="1191"/>
-          </w:tcPr>
-          <w:p>
-            <w:r>
-              <w:rPr>
-                <w:b w:val="0"/>
-                <w:i w:val="0"/>
-                <w:color w:val="64748B"/>
-                <w:sz w:val="16"/>
-              </w:rPr>
-              <w:t>GT-CQ</w:t>
-            </w:r>
-          </w:p>
-        </w:tc>
-        <w:tc>
-          <w:tcPr>
-            <w:tcW w:type="dxa" w:w="4706"/>
-          </w:tcPr>
-          <w:p>
-            <w:r>
-              <w:rPr>
-                <w:b w:val="0"/>
-                <w:i w:val="0"/>
-                <w:sz w:val="17"/>
-              </w:rPr>
-              <w:t>Attention! le nombre d'heure (3 heures) que SALIF DIANKA a travaillé par jour semble faible, veuillez s'il vous plait confirmer cette information avec le QG.</w:t>
-            </w:r>
-          </w:p>
-        </w:tc>
-      </w:tr>
-      <w:tr>
-        <w:tc>
-          <w:tcPr>
-            <w:tcW w:type="dxa" w:w="964"/>
-          </w:tcPr>
-          <w:p>
-            <w:r>
-              <w:rPr>
-                <w:b/>
-                <w:i w:val="0"/>
-                <w:color w:val="EA580C"/>
-                <w:sz w:val="16"/>
-              </w:rPr>
-              <w:t>Moyenne</w:t>
-            </w:r>
-          </w:p>
-        </w:tc>
-        <w:tc>
-          <w:tcPr>
-            <w:tcW w:type="dxa" w:w="1247"/>
-          </w:tcPr>
-          <w:p>
-            <w:r>
-              <w:rPr>
-                <w:b/>
-                <w:i w:val="0"/>
-                <w:sz w:val="16"/>
-              </w:rPr>
-              <w:t>S07</w:t>
-              <w:br/>
-            </w:r>
-            <w:r>
-              <w:rPr>
-                <w:b w:val="0"/>
-                <w:i w:val="0"/>
-                <w:color w:val="64748B"/>
-                <w:sz w:val="14"/>
-              </w:rPr>
-              <w:t>Consommation alimentaire</w:t>
-            </w:r>
-          </w:p>
-        </w:tc>
-        <w:tc>
-          <w:tcPr>
-            <w:tcW w:type="dxa" w:w="1531"/>
-          </w:tcPr>
-          <w:p>
-            <w:r>
-              <w:rPr>
-                <w:b/>
-                <w:i w:val="0"/>
-                <w:color w:val="16A34A"/>
-                <w:sz w:val="16"/>
-              </w:rPr>
-              <w:t>—</w:t>
-            </w:r>
-          </w:p>
-        </w:tc>
-        <w:tc>
-          <w:tcPr>
-            <w:tcW w:type="dxa" w:w="1191"/>
-          </w:tcPr>
-          <w:p>
-            <w:r>
-              <w:rPr>
-                <w:b w:val="0"/>
-                <w:i w:val="0"/>
-                <w:color w:val="64748B"/>
-                <w:sz w:val="16"/>
-              </w:rPr>
-              <w:t>GT-CQ</w:t>
-            </w:r>
-          </w:p>
-        </w:tc>
-        <w:tc>
-          <w:tcPr>
-            <w:tcW w:type="dxa" w:w="4706"/>
-          </w:tcPr>
-          <w:p>
-            <w:r>
-              <w:rPr>
-                <w:b w:val="0"/>
-                <w:i w:val="0"/>
-                <w:sz w:val="17"/>
-              </w:rPr>
-              <w:t>Attention ! La dépense du répas pris à l'extérieur de AMADOU DIANKA (425 Fcfa) au cours de 7 derniers jours est relativement élevé.</w:t>
-            </w:r>
-          </w:p>
-        </w:tc>
-      </w:tr>
-      <w:tr>
-        <w:tc>
-          <w:tcPr>
-            <w:tcW w:type="dxa" w:w="964"/>
-          </w:tcPr>
-          <w:p>
-            <w:r>
-              <w:rPr>
-                <w:b/>
-                <w:i w:val="0"/>
-                <w:color w:val="EA580C"/>
-                <w:sz w:val="16"/>
-              </w:rPr>
-              <w:t>Moyenne</w:t>
-            </w:r>
-          </w:p>
-        </w:tc>
-        <w:tc>
-          <w:tcPr>
-            <w:tcW w:type="dxa" w:w="1247"/>
-          </w:tcPr>
-          <w:p>
-            <w:r>
-              <w:rPr>
-                <w:b/>
-                <w:i w:val="0"/>
-                <w:sz w:val="16"/>
-              </w:rPr>
-              <w:t>S07</w:t>
-              <w:br/>
-            </w:r>
-            <w:r>
-              <w:rPr>
-                <w:b w:val="0"/>
-                <w:i w:val="0"/>
-                <w:color w:val="64748B"/>
-                <w:sz w:val="14"/>
-              </w:rPr>
-              <w:t>Consommation alimentaire</w:t>
-            </w:r>
-          </w:p>
-        </w:tc>
-        <w:tc>
-          <w:tcPr>
-            <w:tcW w:type="dxa" w:w="1531"/>
-          </w:tcPr>
-          <w:p>
-            <w:r>
-              <w:rPr>
-                <w:b/>
-                <w:i w:val="0"/>
-                <w:color w:val="16A34A"/>
-                <w:sz w:val="16"/>
-              </w:rPr>
-              <w:t>—</w:t>
-            </w:r>
-          </w:p>
-        </w:tc>
-        <w:tc>
-          <w:tcPr>
-            <w:tcW w:type="dxa" w:w="1191"/>
-          </w:tcPr>
-          <w:p>
-            <w:r>
-              <w:rPr>
-                <w:b w:val="0"/>
-                <w:i w:val="0"/>
-                <w:color w:val="64748B"/>
-                <w:sz w:val="16"/>
-              </w:rPr>
-              <w:t>GT-CQ</w:t>
-            </w:r>
-          </w:p>
-        </w:tc>
-        <w:tc>
-          <w:tcPr>
-            <w:tcW w:type="dxa" w:w="4706"/>
-          </w:tcPr>
-          <w:p>
-            <w:r>
-              <w:rPr>
-                <w:b w:val="0"/>
-                <w:i w:val="0"/>
-                <w:sz w:val="17"/>
-              </w:rPr>
-              <w:t>Prière de corriger ou de confirmer avec le QG.</w:t>
-            </w:r>
-          </w:p>
-        </w:tc>
-      </w:tr>
-      <w:tr>
-        <w:tc>
-          <w:tcPr>
-            <w:tcW w:type="dxa" w:w="964"/>
-          </w:tcPr>
-          <w:p>
-            <w:r>
-              <w:rPr>
-                <w:b/>
-                <w:i w:val="0"/>
-                <w:color w:val="EA580C"/>
-                <w:sz w:val="16"/>
-              </w:rPr>
-              <w:t>Moyenne</w:t>
-            </w:r>
-          </w:p>
-        </w:tc>
-        <w:tc>
-          <w:tcPr>
-            <w:tcW w:type="dxa" w:w="1247"/>
-          </w:tcPr>
-          <w:p>
-            <w:r>
-              <w:rPr>
-                <w:b/>
-                <w:i w:val="0"/>
-                <w:sz w:val="16"/>
-              </w:rPr>
-              <w:t>S07</w:t>
-              <w:br/>
-            </w:r>
-            <w:r>
-              <w:rPr>
-                <w:b w:val="0"/>
-                <w:i w:val="0"/>
-                <w:color w:val="64748B"/>
-                <w:sz w:val="14"/>
-              </w:rPr>
-              <w:t>Consommation alimentaire</w:t>
-            </w:r>
-          </w:p>
-        </w:tc>
-        <w:tc>
-          <w:tcPr>
-            <w:tcW w:type="dxa" w:w="1531"/>
-          </w:tcPr>
-          <w:p>
-            <w:r>
-              <w:rPr>
-                <w:b/>
-                <w:i w:val="0"/>
-                <w:color w:val="16A34A"/>
-                <w:sz w:val="16"/>
-              </w:rPr>
-              <w:t>—</w:t>
-            </w:r>
-          </w:p>
-        </w:tc>
-        <w:tc>
-          <w:tcPr>
-            <w:tcW w:type="dxa" w:w="1191"/>
-          </w:tcPr>
-          <w:p>
-            <w:r>
-              <w:rPr>
-                <w:b w:val="0"/>
-                <w:i w:val="0"/>
-                <w:color w:val="64748B"/>
-                <w:sz w:val="16"/>
-              </w:rPr>
-              <w:t>GT-CQ</w:t>
-            </w:r>
-          </w:p>
-        </w:tc>
-        <w:tc>
-          <w:tcPr>
-            <w:tcW w:type="dxa" w:w="4706"/>
-          </w:tcPr>
-          <w:p>
-            <w:r>
-              <w:rPr>
-                <w:b w:val="0"/>
-                <w:i w:val="0"/>
-                <w:sz w:val="17"/>
-              </w:rPr>
-              <w:t>Attention ! La dépense du répas pris à l'extérieur de KADIA DIANKA (425 Fcfa) au cours de 7 derniers jours est relativement élevé.</w:t>
-            </w:r>
-          </w:p>
-        </w:tc>
-      </w:tr>
-      <w:tr>
-        <w:tc>
-          <w:tcPr>
-            <w:tcW w:type="dxa" w:w="964"/>
-          </w:tcPr>
-          <w:p>
-            <w:r>
-              <w:rPr>
-                <w:b/>
-                <w:i w:val="0"/>
-                <w:color w:val="EA580C"/>
-                <w:sz w:val="16"/>
-              </w:rPr>
-              <w:t>Moyenne</w:t>
-            </w:r>
-          </w:p>
-        </w:tc>
-        <w:tc>
-          <w:tcPr>
-            <w:tcW w:type="dxa" w:w="1247"/>
-          </w:tcPr>
-          <w:p>
-            <w:r>
-              <w:rPr>
-                <w:b/>
-                <w:i w:val="0"/>
-                <w:sz w:val="16"/>
-              </w:rPr>
-              <w:t>S07</w:t>
-              <w:br/>
-            </w:r>
-            <w:r>
-              <w:rPr>
-                <w:b w:val="0"/>
-                <w:i w:val="0"/>
-                <w:color w:val="64748B"/>
-                <w:sz w:val="14"/>
-              </w:rPr>
-              <w:t>Consommation alimentaire</w:t>
-            </w:r>
-          </w:p>
-        </w:tc>
-        <w:tc>
-          <w:tcPr>
-            <w:tcW w:type="dxa" w:w="1531"/>
-          </w:tcPr>
-          <w:p>
-            <w:r>
-              <w:rPr>
-                <w:b/>
-                <w:i w:val="0"/>
-                <w:color w:val="16A34A"/>
-                <w:sz w:val="16"/>
-              </w:rPr>
-              <w:t>—</w:t>
-            </w:r>
-          </w:p>
-        </w:tc>
-        <w:tc>
-          <w:tcPr>
-            <w:tcW w:type="dxa" w:w="1191"/>
-          </w:tcPr>
-          <w:p>
-            <w:r>
-              <w:rPr>
-                <w:b w:val="0"/>
-                <w:i w:val="0"/>
-                <w:color w:val="64748B"/>
-                <w:sz w:val="16"/>
-              </w:rPr>
-              <w:t>GT-CQ</w:t>
-            </w:r>
-          </w:p>
-        </w:tc>
-        <w:tc>
-          <w:tcPr>
-            <w:tcW w:type="dxa" w:w="4706"/>
-          </w:tcPr>
-          <w:p>
-            <w:r>
-              <w:rPr>
-                <w:b w:val="0"/>
-                <w:i w:val="0"/>
-                <w:sz w:val="17"/>
-              </w:rPr>
-              <w:t>Attention ! La dépense du répas pris à l'extérieur de MASSINA NIANG (425 Fcfa) au cours de 7 derniers jours est relativement élevé.</w:t>
-            </w:r>
-          </w:p>
-        </w:tc>
-      </w:tr>
-      <w:tr>
-        <w:tc>
-          <w:tcPr>
-            <w:tcW w:type="dxa" w:w="964"/>
-          </w:tcPr>
-          <w:p>
-            <w:r>
-              <w:rPr>
-                <w:b/>
-                <w:i w:val="0"/>
-                <w:color w:val="EA580C"/>
-                <w:sz w:val="16"/>
-              </w:rPr>
-              <w:t>Moyenne</w:t>
-            </w:r>
-          </w:p>
-        </w:tc>
-        <w:tc>
-          <w:tcPr>
-            <w:tcW w:type="dxa" w:w="1247"/>
-          </w:tcPr>
-          <w:p>
-            <w:r>
-              <w:rPr>
-                <w:b/>
-                <w:i w:val="0"/>
-                <w:sz w:val="16"/>
-              </w:rPr>
-              <w:t>S07</w:t>
-              <w:br/>
-            </w:r>
-            <w:r>
-              <w:rPr>
-                <w:b w:val="0"/>
-                <w:i w:val="0"/>
-                <w:color w:val="64748B"/>
-                <w:sz w:val="14"/>
-              </w:rPr>
-              <w:t>Consommation alimentaire</w:t>
-            </w:r>
-          </w:p>
-        </w:tc>
-        <w:tc>
-          <w:tcPr>
-            <w:tcW w:type="dxa" w:w="1531"/>
-          </w:tcPr>
-          <w:p>
-            <w:r>
-              <w:rPr>
-                <w:b/>
-                <w:i w:val="0"/>
-                <w:color w:val="16A34A"/>
-                <w:sz w:val="16"/>
-              </w:rPr>
-              <w:t>—</w:t>
-            </w:r>
-          </w:p>
-        </w:tc>
-        <w:tc>
-          <w:tcPr>
-            <w:tcW w:type="dxa" w:w="1191"/>
-          </w:tcPr>
-          <w:p>
-            <w:r>
-              <w:rPr>
-                <w:b w:val="0"/>
-                <w:i w:val="0"/>
-                <w:color w:val="64748B"/>
-                <w:sz w:val="16"/>
-              </w:rPr>
-              <w:t>GT-CQ</w:t>
-            </w:r>
-          </w:p>
-        </w:tc>
-        <w:tc>
-          <w:tcPr>
-            <w:tcW w:type="dxa" w:w="4706"/>
-          </w:tcPr>
-          <w:p>
-            <w:r>
-              <w:rPr>
-                <w:b w:val="0"/>
-                <w:i w:val="0"/>
-                <w:sz w:val="17"/>
-              </w:rPr>
-              <w:t>Attention ! La dépense du répas pris à l'extérieur de SALIF DIANKA (425 Fcfa) au cours de 7 derniers jours est relativement élevé.</w:t>
-            </w:r>
-          </w:p>
-        </w:tc>
-      </w:tr>
-      <w:tr>
-        <w:tc>
-          <w:tcPr>
-            <w:tcW w:type="dxa" w:w="964"/>
-          </w:tcPr>
-          <w:p>
-            <w:r>
-              <w:rPr>
-                <w:b/>
-                <w:i w:val="0"/>
-                <w:color w:val="EA580C"/>
-                <w:sz w:val="16"/>
-              </w:rPr>
-              <w:t>Moyenne</w:t>
-            </w:r>
-          </w:p>
-        </w:tc>
-        <w:tc>
-          <w:tcPr>
-            <w:tcW w:type="dxa" w:w="1247"/>
-          </w:tcPr>
-          <w:p>
-            <w:r>
-              <w:rPr>
-                <w:b/>
-                <w:i w:val="0"/>
-                <w:sz w:val="16"/>
-              </w:rPr>
-              <w:t>S07</w:t>
-              <w:br/>
-            </w:r>
-            <w:r>
-              <w:rPr>
-                <w:b w:val="0"/>
-                <w:i w:val="0"/>
-                <w:color w:val="64748B"/>
-                <w:sz w:val="14"/>
-              </w:rPr>
-              <w:t>Consommation alimentaire</w:t>
-            </w:r>
-          </w:p>
-        </w:tc>
-        <w:tc>
-          <w:tcPr>
-            <w:tcW w:type="dxa" w:w="1531"/>
-          </w:tcPr>
-          <w:p>
-            <w:r>
-              <w:rPr>
-                <w:b/>
-                <w:i w:val="0"/>
-                <w:color w:val="16A34A"/>
-                <w:sz w:val="16"/>
-              </w:rPr>
-              <w:t>—</w:t>
-            </w:r>
-          </w:p>
-        </w:tc>
-        <w:tc>
-          <w:tcPr>
-            <w:tcW w:type="dxa" w:w="1191"/>
-          </w:tcPr>
-          <w:p>
-            <w:r>
-              <w:rPr>
-                <w:b w:val="0"/>
-                <w:i w:val="0"/>
-                <w:color w:val="64748B"/>
-                <w:sz w:val="16"/>
-              </w:rPr>
-              <w:t>GT-CQ</w:t>
-            </w:r>
-          </w:p>
-        </w:tc>
-        <w:tc>
-          <w:tcPr>
-            <w:tcW w:type="dxa" w:w="4706"/>
-          </w:tcPr>
-          <w:p>
-            <w:r>
-              <w:rPr>
-                <w:b w:val="0"/>
-                <w:i w:val="0"/>
-                <w:sz w:val="17"/>
-              </w:rPr>
-              <w:t>Attention ! Le prix unitaire d'achat (25 Fcfa) de Piment frais en Pièce (Petit) est relativement faible par rapport aux autres prix observés dans cette zone.</w:t>
-            </w:r>
-          </w:p>
-        </w:tc>
-      </w:tr>
-      <w:tr>
-        <w:tc>
-          <w:tcPr>
-            <w:tcW w:type="dxa" w:w="964"/>
-          </w:tcPr>
-          <w:p>
-            <w:r>
-              <w:rPr>
-                <w:b/>
-                <w:i w:val="0"/>
-                <w:color w:val="EA580C"/>
-                <w:sz w:val="16"/>
-              </w:rPr>
-              <w:t>Moyenne</w:t>
-            </w:r>
-          </w:p>
-        </w:tc>
-        <w:tc>
-          <w:tcPr>
-            <w:tcW w:type="dxa" w:w="1247"/>
-          </w:tcPr>
-          <w:p>
-            <w:r>
-              <w:rPr>
-                <w:b/>
-                <w:i w:val="0"/>
-                <w:sz w:val="16"/>
-              </w:rPr>
-              <w:t>S07</w:t>
-              <w:br/>
-            </w:r>
-            <w:r>
-              <w:rPr>
-                <w:b w:val="0"/>
-                <w:i w:val="0"/>
-                <w:color w:val="64748B"/>
-                <w:sz w:val="14"/>
-              </w:rPr>
-              <w:t>Consommation alimentaire</w:t>
-            </w:r>
-          </w:p>
-        </w:tc>
-        <w:tc>
-          <w:tcPr>
-            <w:tcW w:type="dxa" w:w="1531"/>
-          </w:tcPr>
-          <w:p>
-            <w:r>
-              <w:rPr>
-                <w:b/>
-                <w:i w:val="0"/>
-                <w:color w:val="16A34A"/>
-                <w:sz w:val="16"/>
-              </w:rPr>
-              <w:t>—</w:t>
-            </w:r>
-          </w:p>
-        </w:tc>
-        <w:tc>
-          <w:tcPr>
-            <w:tcW w:type="dxa" w:w="1191"/>
-          </w:tcPr>
-          <w:p>
-            <w:r>
-              <w:rPr>
-                <w:b w:val="0"/>
-                <w:i w:val="0"/>
-                <w:color w:val="64748B"/>
-                <w:sz w:val="16"/>
-              </w:rPr>
-              <w:t>GT-CQ</w:t>
-            </w:r>
-          </w:p>
-        </w:tc>
-        <w:tc>
-          <w:tcPr>
-            <w:tcW w:type="dxa" w:w="4706"/>
-          </w:tcPr>
-          <w:p>
-            <w:r>
-              <w:rPr>
-                <w:b w:val="0"/>
-                <w:i w:val="0"/>
-                <w:sz w:val="17"/>
-              </w:rPr>
-              <w:t>Prière de corriger ou de confirmer avec le QG.</w:t>
-            </w:r>
-          </w:p>
-        </w:tc>
-      </w:tr>
-      <w:tr>
-        <w:tc>
-          <w:tcPr>
-            <w:tcW w:type="dxa" w:w="964"/>
-          </w:tcPr>
-          <w:p>
-            <w:r>
-              <w:rPr>
-                <w:b/>
-                <w:i w:val="0"/>
-                <w:color w:val="EA580C"/>
-                <w:sz w:val="16"/>
-              </w:rPr>
-              <w:t>Moyenne</w:t>
-            </w:r>
-          </w:p>
-        </w:tc>
-        <w:tc>
-          <w:tcPr>
-            <w:tcW w:type="dxa" w:w="1247"/>
-          </w:tcPr>
-          <w:p>
-            <w:r>
-              <w:rPr>
-                <w:b/>
-                <w:i w:val="0"/>
-                <w:sz w:val="16"/>
-              </w:rPr>
-              <w:t>S09</w:t>
-              <w:br/>
-            </w:r>
-            <w:r>
-              <w:rPr>
-                <w:b w:val="0"/>
-                <w:i w:val="0"/>
-                <w:color w:val="64748B"/>
-                <w:sz w:val="14"/>
-              </w:rPr>
-              <w:t>Dépenses non alimentaires</w:t>
-            </w:r>
-          </w:p>
-        </w:tc>
-        <w:tc>
-          <w:tcPr>
-            <w:tcW w:type="dxa" w:w="1531"/>
-          </w:tcPr>
-          <w:p>
-            <w:r>
-              <w:rPr>
-                <w:b/>
-                <w:i w:val="0"/>
-                <w:color w:val="16A34A"/>
-                <w:sz w:val="16"/>
-              </w:rPr>
-              <w:t>—</w:t>
-            </w:r>
-          </w:p>
-        </w:tc>
-        <w:tc>
-          <w:tcPr>
-            <w:tcW w:type="dxa" w:w="1191"/>
-          </w:tcPr>
-          <w:p>
-            <w:r>
-              <w:rPr>
-                <w:b w:val="0"/>
-                <w:i w:val="0"/>
-                <w:color w:val="64748B"/>
-                <w:sz w:val="16"/>
-              </w:rPr>
-              <w:t>GT-CQ</w:t>
-            </w:r>
-          </w:p>
-        </w:tc>
-        <w:tc>
-          <w:tcPr>
-            <w:tcW w:type="dxa" w:w="4706"/>
-          </w:tcPr>
-          <w:p>
-            <w:r>
-              <w:rPr>
-                <w:b w:val="0"/>
-                <w:i w:val="0"/>
-                <w:sz w:val="17"/>
-              </w:rPr>
-              <w:t>Attention ! La dépense du ménage de YERO DIANKA (2700 Fcfa) au cours de 7 derniers jours de Cigarettes, Tabac est relativement élevé.</w:t>
-            </w:r>
-          </w:p>
-        </w:tc>
-      </w:tr>
-      <w:tr>
-        <w:tc>
-          <w:tcPr>
-            <w:tcW w:type="dxa" w:w="964"/>
-          </w:tcPr>
-          <w:p>
-            <w:r>
-              <w:rPr>
-                <w:b/>
-                <w:i w:val="0"/>
-                <w:color w:val="EA580C"/>
-                <w:sz w:val="16"/>
-              </w:rPr>
-              <w:t>Moyenne</w:t>
-            </w:r>
-          </w:p>
-        </w:tc>
-        <w:tc>
-          <w:tcPr>
-            <w:tcW w:type="dxa" w:w="1247"/>
-          </w:tcPr>
-          <w:p>
-            <w:r>
-              <w:rPr>
-                <w:b/>
-                <w:i w:val="0"/>
-                <w:sz w:val="16"/>
-              </w:rPr>
-              <w:t>S09</w:t>
-              <w:br/>
-            </w:r>
-            <w:r>
-              <w:rPr>
-                <w:b w:val="0"/>
-                <w:i w:val="0"/>
-                <w:color w:val="64748B"/>
-                <w:sz w:val="14"/>
-              </w:rPr>
-              <w:t>Dépenses non alimentaires</w:t>
-            </w:r>
-          </w:p>
-        </w:tc>
-        <w:tc>
-          <w:tcPr>
-            <w:tcW w:type="dxa" w:w="1531"/>
-          </w:tcPr>
-          <w:p>
-            <w:r>
-              <w:rPr>
-                <w:b/>
-                <w:i w:val="0"/>
-                <w:color w:val="16A34A"/>
-                <w:sz w:val="16"/>
-              </w:rPr>
-              <w:t>—</w:t>
-            </w:r>
-          </w:p>
-        </w:tc>
-        <w:tc>
-          <w:tcPr>
-            <w:tcW w:type="dxa" w:w="1191"/>
-          </w:tcPr>
-          <w:p>
-            <w:r>
-              <w:rPr>
-                <w:b w:val="0"/>
-                <w:i w:val="0"/>
-                <w:color w:val="64748B"/>
-                <w:sz w:val="16"/>
-              </w:rPr>
-              <w:t>GT-CQ</w:t>
-            </w:r>
-          </w:p>
-        </w:tc>
-        <w:tc>
-          <w:tcPr>
-            <w:tcW w:type="dxa" w:w="4706"/>
-          </w:tcPr>
-          <w:p>
-            <w:r>
-              <w:rPr>
-                <w:b w:val="0"/>
-                <w:i w:val="0"/>
-                <w:sz w:val="17"/>
-              </w:rPr>
-              <w:t>Prière de corriger ou de confirmer avec le QG.</w:t>
-            </w:r>
-          </w:p>
-        </w:tc>
-      </w:tr>
-      <w:tr>
-        <w:tc>
-          <w:tcPr>
-            <w:tcW w:type="dxa" w:w="964"/>
-          </w:tcPr>
-          <w:p>
-            <w:r>
-              <w:rPr>
-                <w:b/>
-                <w:i w:val="0"/>
-                <w:color w:val="EA580C"/>
-                <w:sz w:val="16"/>
-              </w:rPr>
-              <w:t>Moyenne</w:t>
-            </w:r>
-          </w:p>
-        </w:tc>
-        <w:tc>
-          <w:tcPr>
-            <w:tcW w:type="dxa" w:w="1247"/>
-          </w:tcPr>
-          <w:p>
-            <w:r>
-              <w:rPr>
-                <w:b/>
-                <w:i w:val="0"/>
-                <w:sz w:val="16"/>
-              </w:rPr>
-              <w:t>S09</w:t>
-              <w:br/>
-            </w:r>
-            <w:r>
-              <w:rPr>
-                <w:b w:val="0"/>
-                <w:i w:val="0"/>
-                <w:color w:val="64748B"/>
-                <w:sz w:val="14"/>
-              </w:rPr>
-              <w:t>Dépenses non alimentaires</w:t>
-            </w:r>
-          </w:p>
-        </w:tc>
-        <w:tc>
-          <w:tcPr>
-            <w:tcW w:type="dxa" w:w="1531"/>
-          </w:tcPr>
-          <w:p>
-            <w:r>
-              <w:rPr>
-                <w:b/>
-                <w:i w:val="0"/>
-                <w:color w:val="16A34A"/>
-                <w:sz w:val="16"/>
-              </w:rPr>
-              <w:t>—</w:t>
-            </w:r>
-          </w:p>
-        </w:tc>
-        <w:tc>
-          <w:tcPr>
-            <w:tcW w:type="dxa" w:w="1191"/>
-          </w:tcPr>
-          <w:p>
-            <w:r>
-              <w:rPr>
-                <w:b w:val="0"/>
-                <w:i w:val="0"/>
-                <w:color w:val="64748B"/>
-                <w:sz w:val="16"/>
-              </w:rPr>
-              <w:t>GT-CQ</w:t>
-            </w:r>
-          </w:p>
-        </w:tc>
-        <w:tc>
-          <w:tcPr>
-            <w:tcW w:type="dxa" w:w="4706"/>
-          </w:tcPr>
-          <w:p>
-            <w:r>
-              <w:rPr>
-                <w:b w:val="0"/>
-                <w:i w:val="0"/>
-                <w:sz w:val="17"/>
-              </w:rPr>
-              <w:t>Attention ! La dépense du ménage de YERO DIANKA (3000 Fcfa) au cours de 30 derniers jours de Savon de toilette, shampoing est relativement élevé.</w:t>
-            </w:r>
-          </w:p>
-        </w:tc>
-      </w:tr>
-      <w:tr>
-        <w:tc>
-          <w:tcPr>
-            <w:tcW w:type="dxa" w:w="964"/>
-          </w:tcPr>
-          <w:p>
-            <w:r>
-              <w:rPr>
-                <w:b/>
-                <w:i w:val="0"/>
-                <w:color w:val="EA580C"/>
-                <w:sz w:val="16"/>
-              </w:rPr>
-              <w:t>Moyenne</w:t>
-            </w:r>
-          </w:p>
-        </w:tc>
-        <w:tc>
-          <w:tcPr>
-            <w:tcW w:type="dxa" w:w="1247"/>
-          </w:tcPr>
-          <w:p>
-            <w:r>
-              <w:rPr>
-                <w:b/>
-                <w:i w:val="0"/>
-                <w:sz w:val="16"/>
-              </w:rPr>
-              <w:t>S09</w:t>
-              <w:br/>
-            </w:r>
-            <w:r>
-              <w:rPr>
-                <w:b w:val="0"/>
-                <w:i w:val="0"/>
-                <w:color w:val="64748B"/>
-                <w:sz w:val="14"/>
-              </w:rPr>
-              <w:t>Dépenses non alimentaires</w:t>
-            </w:r>
-          </w:p>
-        </w:tc>
-        <w:tc>
-          <w:tcPr>
-            <w:tcW w:type="dxa" w:w="1531"/>
-          </w:tcPr>
-          <w:p>
-            <w:r>
-              <w:rPr>
-                <w:b/>
-                <w:i w:val="0"/>
-                <w:color w:val="16A34A"/>
-                <w:sz w:val="16"/>
-              </w:rPr>
-              <w:t>—</w:t>
-            </w:r>
-          </w:p>
-        </w:tc>
-        <w:tc>
-          <w:tcPr>
-            <w:tcW w:type="dxa" w:w="1191"/>
-          </w:tcPr>
-          <w:p>
-            <w:r>
-              <w:rPr>
-                <w:b w:val="0"/>
-                <w:i w:val="0"/>
-                <w:color w:val="64748B"/>
-                <w:sz w:val="16"/>
-              </w:rPr>
-              <w:t>GT-CQ</w:t>
-            </w:r>
-          </w:p>
-        </w:tc>
-        <w:tc>
-          <w:tcPr>
-            <w:tcW w:type="dxa" w:w="4706"/>
-          </w:tcPr>
-          <w:p>
-            <w:r>
-              <w:rPr>
-                <w:b w:val="0"/>
-                <w:i w:val="0"/>
-                <w:sz w:val="17"/>
-              </w:rPr>
-              <w:t>Prière de corriger ou de confirmer avec le QG.</w:t>
-            </w:r>
-          </w:p>
-        </w:tc>
-      </w:tr>
-      <w:tr>
-        <w:tc>
-          <w:tcPr>
-            <w:tcW w:type="dxa" w:w="964"/>
-          </w:tcPr>
-          <w:p>
-            <w:r>
-              <w:rPr>
-                <w:b/>
-                <w:i w:val="0"/>
-                <w:color w:val="EA580C"/>
-                <w:sz w:val="16"/>
-              </w:rPr>
-              <w:t>Moyenne</w:t>
-            </w:r>
-          </w:p>
-        </w:tc>
-        <w:tc>
-          <w:tcPr>
-            <w:tcW w:type="dxa" w:w="1247"/>
-          </w:tcPr>
-          <w:p>
-            <w:r>
-              <w:rPr>
-                <w:b/>
-                <w:i w:val="0"/>
-                <w:sz w:val="16"/>
-              </w:rPr>
-              <w:t>S09</w:t>
-              <w:br/>
-            </w:r>
-            <w:r>
-              <w:rPr>
-                <w:b w:val="0"/>
-                <w:i w:val="0"/>
-                <w:color w:val="64748B"/>
-                <w:sz w:val="14"/>
-              </w:rPr>
-              <w:t>Dépenses non alimentaires</w:t>
-            </w:r>
-          </w:p>
-        </w:tc>
-        <w:tc>
-          <w:tcPr>
-            <w:tcW w:type="dxa" w:w="1531"/>
-          </w:tcPr>
-          <w:p>
-            <w:r>
-              <w:rPr>
-                <w:b/>
-                <w:i w:val="0"/>
-                <w:color w:val="16A34A"/>
-                <w:sz w:val="16"/>
-              </w:rPr>
-              <w:t>—</w:t>
-            </w:r>
-          </w:p>
-        </w:tc>
-        <w:tc>
-          <w:tcPr>
-            <w:tcW w:type="dxa" w:w="1191"/>
-          </w:tcPr>
-          <w:p>
-            <w:r>
-              <w:rPr>
-                <w:b w:val="0"/>
-                <w:i w:val="0"/>
-                <w:color w:val="64748B"/>
-                <w:sz w:val="16"/>
-              </w:rPr>
-              <w:t>GT-CQ</w:t>
-            </w:r>
-          </w:p>
-        </w:tc>
-        <w:tc>
-          <w:tcPr>
-            <w:tcW w:type="dxa" w:w="4706"/>
-          </w:tcPr>
-          <w:p>
-            <w:r>
-              <w:rPr>
-                <w:b w:val="0"/>
-                <w:i w:val="0"/>
-                <w:sz w:val="17"/>
-              </w:rPr>
-              <w:t>Attention ! La dépense du ménage de YERO DIANKA (5000 Fcfa) au cours de 6 derniers mois de Vêtements hommes (15 ans et plus): chemise, pantalon, veste, ensemble, vêtements de travail, etc.</w:t>
-            </w:r>
-          </w:p>
-        </w:tc>
-      </w:tr>
-      <w:tr>
-        <w:tc>
-          <w:tcPr>
-            <w:tcW w:type="dxa" w:w="964"/>
-          </w:tcPr>
-          <w:p>
-            <w:r>
-              <w:rPr>
-                <w:b/>
-                <w:i w:val="0"/>
-                <w:color w:val="EA580C"/>
-                <w:sz w:val="16"/>
-              </w:rPr>
-              <w:t>Moyenne</w:t>
-            </w:r>
-          </w:p>
-        </w:tc>
-        <w:tc>
-          <w:tcPr>
-            <w:tcW w:type="dxa" w:w="1247"/>
-          </w:tcPr>
-          <w:p>
-            <w:r>
-              <w:rPr>
-                <w:b/>
-                <w:i w:val="0"/>
-                <w:sz w:val="16"/>
-              </w:rPr>
-              <w:t>S09</w:t>
-              <w:br/>
-            </w:r>
-            <w:r>
-              <w:rPr>
-                <w:b w:val="0"/>
-                <w:i w:val="0"/>
-                <w:color w:val="64748B"/>
-                <w:sz w:val="14"/>
-              </w:rPr>
-              <w:t>Dépenses non alimentaires</w:t>
-            </w:r>
-          </w:p>
-        </w:tc>
-        <w:tc>
-          <w:tcPr>
-            <w:tcW w:type="dxa" w:w="1531"/>
-          </w:tcPr>
-          <w:p>
-            <w:r>
-              <w:rPr>
-                <w:b/>
-                <w:i w:val="0"/>
-                <w:color w:val="16A34A"/>
-                <w:sz w:val="16"/>
-              </w:rPr>
-              <w:t>—</w:t>
-            </w:r>
-          </w:p>
-        </w:tc>
-        <w:tc>
-          <w:tcPr>
-            <w:tcW w:type="dxa" w:w="1191"/>
-          </w:tcPr>
-          <w:p>
-            <w:r>
-              <w:rPr>
-                <w:b w:val="0"/>
-                <w:i w:val="0"/>
-                <w:color w:val="64748B"/>
-                <w:sz w:val="16"/>
-              </w:rPr>
-              <w:t>GT-CQ</w:t>
-            </w:r>
-          </w:p>
-        </w:tc>
-        <w:tc>
-          <w:tcPr>
-            <w:tcW w:type="dxa" w:w="4706"/>
-          </w:tcPr>
-          <w:p>
-            <w:r>
-              <w:rPr>
-                <w:b w:val="0"/>
-                <w:i w:val="0"/>
-                <w:sz w:val="17"/>
-              </w:rPr>
-              <w:t>est relativement élevé.</w:t>
-            </w:r>
-          </w:p>
-        </w:tc>
-      </w:tr>
-      <w:tr>
-        <w:tc>
-          <w:tcPr>
-            <w:tcW w:type="dxa" w:w="964"/>
-          </w:tcPr>
-          <w:p>
-            <w:r>
-              <w:rPr>
-                <w:b/>
-                <w:i w:val="0"/>
-                <w:color w:val="EA580C"/>
-                <w:sz w:val="16"/>
-              </w:rPr>
-              <w:t>Moyenne</w:t>
-            </w:r>
-          </w:p>
-        </w:tc>
-        <w:tc>
-          <w:tcPr>
-            <w:tcW w:type="dxa" w:w="1247"/>
-          </w:tcPr>
-          <w:p>
-            <w:r>
-              <w:rPr>
-                <w:b/>
-                <w:i w:val="0"/>
-                <w:sz w:val="16"/>
-              </w:rPr>
-              <w:t>S09</w:t>
-              <w:br/>
-            </w:r>
-            <w:r>
-              <w:rPr>
-                <w:b w:val="0"/>
-                <w:i w:val="0"/>
-                <w:color w:val="64748B"/>
-                <w:sz w:val="14"/>
-              </w:rPr>
-              <w:t>Dépenses non alimentaires</w:t>
-            </w:r>
-          </w:p>
-        </w:tc>
-        <w:tc>
-          <w:tcPr>
-            <w:tcW w:type="dxa" w:w="1531"/>
-          </w:tcPr>
-          <w:p>
-            <w:r>
-              <w:rPr>
-                <w:b/>
-                <w:i w:val="0"/>
-                <w:color w:val="16A34A"/>
-                <w:sz w:val="16"/>
-              </w:rPr>
-              <w:t>—</w:t>
-            </w:r>
-          </w:p>
-        </w:tc>
-        <w:tc>
-          <w:tcPr>
-            <w:tcW w:type="dxa" w:w="1191"/>
-          </w:tcPr>
-          <w:p>
-            <w:r>
-              <w:rPr>
-                <w:b w:val="0"/>
-                <w:i w:val="0"/>
-                <w:color w:val="64748B"/>
-                <w:sz w:val="16"/>
-              </w:rPr>
-              <w:t>GT-CQ</w:t>
-            </w:r>
-          </w:p>
-        </w:tc>
-        <w:tc>
-          <w:tcPr>
-            <w:tcW w:type="dxa" w:w="4706"/>
-          </w:tcPr>
-          <w:p>
-            <w:r>
-              <w:rPr>
-                <w:b w:val="0"/>
-                <w:i w:val="0"/>
-                <w:sz w:val="17"/>
-              </w:rPr>
-              <w:t>Prière de corriger ou de confirmer avec le QG.</w:t>
-            </w:r>
-          </w:p>
-        </w:tc>
-      </w:tr>
-      <w:tr>
-        <w:tc>
-          <w:tcPr>
-            <w:tcW w:type="dxa" w:w="964"/>
-          </w:tcPr>
-          <w:p>
-            <w:r>
-              <w:rPr>
-                <w:b/>
-                <w:i w:val="0"/>
-                <w:color w:val="EA580C"/>
-                <w:sz w:val="16"/>
-              </w:rPr>
-              <w:t>Moyenne</w:t>
-            </w:r>
-          </w:p>
-        </w:tc>
-        <w:tc>
-          <w:tcPr>
-            <w:tcW w:type="dxa" w:w="1247"/>
-          </w:tcPr>
-          <w:p>
-            <w:r>
-              <w:rPr>
-                <w:b/>
-                <w:i w:val="0"/>
-                <w:sz w:val="16"/>
-              </w:rPr>
-              <w:t>S09</w:t>
-              <w:br/>
-            </w:r>
-            <w:r>
-              <w:rPr>
-                <w:b w:val="0"/>
-                <w:i w:val="0"/>
-                <w:color w:val="64748B"/>
-                <w:sz w:val="14"/>
-              </w:rPr>
-              <w:t>Dépenses non alimentaires</w:t>
-            </w:r>
-          </w:p>
-        </w:tc>
-        <w:tc>
-          <w:tcPr>
-            <w:tcW w:type="dxa" w:w="1531"/>
-          </w:tcPr>
-          <w:p>
-            <w:r>
-              <w:rPr>
-                <w:b/>
-                <w:i w:val="0"/>
-                <w:color w:val="16A34A"/>
-                <w:sz w:val="16"/>
-              </w:rPr>
-              <w:t>—</w:t>
-            </w:r>
-          </w:p>
-        </w:tc>
-        <w:tc>
-          <w:tcPr>
-            <w:tcW w:type="dxa" w:w="1191"/>
-          </w:tcPr>
-          <w:p>
-            <w:r>
-              <w:rPr>
-                <w:b w:val="0"/>
-                <w:i w:val="0"/>
-                <w:color w:val="64748B"/>
-                <w:sz w:val="16"/>
-              </w:rPr>
-              <w:t>GT-CQ</w:t>
-            </w:r>
-          </w:p>
-        </w:tc>
-        <w:tc>
-          <w:tcPr>
-            <w:tcW w:type="dxa" w:w="4706"/>
-          </w:tcPr>
-          <w:p>
-            <w:r>
-              <w:rPr>
-                <w:b w:val="0"/>
-                <w:i w:val="0"/>
-                <w:sz w:val="17"/>
-              </w:rPr>
-              <w:t>Attention ! La dépense du ménage de YERO DIANKA (4000 Fcfa) au cours de 12 derniers mois de Achat d'une lampes (lampe électrique, lampe tempête, lampe torche, etc.) est relativement élevé.</w:t>
-            </w:r>
-          </w:p>
-        </w:tc>
-      </w:tr>
-      <w:tr>
-        <w:tc>
-          <w:tcPr>
-            <w:tcW w:type="dxa" w:w="964"/>
-          </w:tcPr>
-          <w:p>
-            <w:r>
-              <w:rPr>
-                <w:b/>
-                <w:i w:val="0"/>
-                <w:color w:val="EA580C"/>
-                <w:sz w:val="16"/>
-              </w:rPr>
-              <w:t>Moyenne</w:t>
-            </w:r>
-          </w:p>
-        </w:tc>
-        <w:tc>
-          <w:tcPr>
-            <w:tcW w:type="dxa" w:w="1247"/>
-          </w:tcPr>
-          <w:p>
-            <w:r>
-              <w:rPr>
-                <w:b/>
-                <w:i w:val="0"/>
-                <w:sz w:val="16"/>
-              </w:rPr>
-              <w:t>S09</w:t>
-              <w:br/>
-            </w:r>
-            <w:r>
-              <w:rPr>
-                <w:b w:val="0"/>
-                <w:i w:val="0"/>
-                <w:color w:val="64748B"/>
-                <w:sz w:val="14"/>
-              </w:rPr>
-              <w:t>Dépenses non alimentaires</w:t>
-            </w:r>
-          </w:p>
-        </w:tc>
-        <w:tc>
-          <w:tcPr>
-            <w:tcW w:type="dxa" w:w="1531"/>
-          </w:tcPr>
-          <w:p>
-            <w:r>
-              <w:rPr>
-                <w:b/>
-                <w:i w:val="0"/>
-                <w:color w:val="16A34A"/>
-                <w:sz w:val="16"/>
-              </w:rPr>
-              <w:t>—</w:t>
-            </w:r>
-          </w:p>
-        </w:tc>
-        <w:tc>
-          <w:tcPr>
-            <w:tcW w:type="dxa" w:w="1191"/>
-          </w:tcPr>
-          <w:p>
-            <w:r>
-              <w:rPr>
-                <w:b w:val="0"/>
-                <w:i w:val="0"/>
-                <w:color w:val="64748B"/>
-                <w:sz w:val="16"/>
-              </w:rPr>
-              <w:t>GT-CQ</w:t>
-            </w:r>
-          </w:p>
-        </w:tc>
-        <w:tc>
-          <w:tcPr>
-            <w:tcW w:type="dxa" w:w="4706"/>
-          </w:tcPr>
-          <w:p>
-            <w:r>
-              <w:rPr>
-                <w:b w:val="0"/>
-                <w:i w:val="0"/>
-                <w:sz w:val="17"/>
-              </w:rPr>
-              <w:t>Prière de corriger ou de confirmer avec le QG.</w:t>
-            </w:r>
-          </w:p>
-        </w:tc>
-      </w:tr>
-      <w:tr>
-        <w:tc>
-          <w:tcPr>
-            <w:tcW w:type="dxa" w:w="964"/>
-          </w:tcPr>
-          <w:p>
-            <w:r>
-              <w:rPr>
-                <w:b/>
-                <w:i w:val="0"/>
-                <w:color w:val="EA580C"/>
-                <w:sz w:val="16"/>
-              </w:rPr>
-              <w:t>Moyenne</w:t>
-            </w:r>
-          </w:p>
-        </w:tc>
-        <w:tc>
-          <w:tcPr>
-            <w:tcW w:type="dxa" w:w="1247"/>
-          </w:tcPr>
-          <w:p>
-            <w:r>
-              <w:rPr>
-                <w:b/>
-                <w:i w:val="0"/>
-                <w:sz w:val="16"/>
-              </w:rPr>
-              <w:t>S09</w:t>
-              <w:br/>
-            </w:r>
-            <w:r>
-              <w:rPr>
-                <w:b w:val="0"/>
-                <w:i w:val="0"/>
-                <w:color w:val="64748B"/>
-                <w:sz w:val="14"/>
-              </w:rPr>
-              <w:t>Dépenses non alimentaires</w:t>
-            </w:r>
-          </w:p>
-        </w:tc>
-        <w:tc>
-          <w:tcPr>
-            <w:tcW w:type="dxa" w:w="1531"/>
-          </w:tcPr>
-          <w:p>
-            <w:r>
-              <w:rPr>
-                <w:b/>
-                <w:i w:val="0"/>
-                <w:color w:val="16A34A"/>
-                <w:sz w:val="16"/>
-              </w:rPr>
-              <w:t>—</w:t>
-            </w:r>
-          </w:p>
-        </w:tc>
-        <w:tc>
-          <w:tcPr>
-            <w:tcW w:type="dxa" w:w="1191"/>
-          </w:tcPr>
-          <w:p>
-            <w:r>
-              <w:rPr>
-                <w:b w:val="0"/>
-                <w:i w:val="0"/>
-                <w:color w:val="64748B"/>
-                <w:sz w:val="16"/>
-              </w:rPr>
-              <w:t>GT-CQ</w:t>
-            </w:r>
-          </w:p>
-        </w:tc>
-        <w:tc>
-          <w:tcPr>
-            <w:tcW w:type="dxa" w:w="4706"/>
-          </w:tcPr>
-          <w:p>
-            <w:r>
-              <w:rPr>
-                <w:b w:val="0"/>
-                <w:i w:val="0"/>
-                <w:sz w:val="17"/>
-              </w:rPr>
-              <w:t>Attention ! La dépense du ménage de YERO DIANKA (4000 Fcfa) au cours de 12 derniers mois de Appareils de musique et d'images: radio, radio-cassette, chaîne de musique, TV, lecteur CD/DVD, MP3, MP4, caméra, camescope, etc est relativement élevé.</w:t>
-            </w:r>
-          </w:p>
-        </w:tc>
-      </w:tr>
-      <w:tr>
-        <w:tc>
-          <w:tcPr>
-            <w:tcW w:type="dxa" w:w="964"/>
-          </w:tcPr>
-          <w:p>
-            <w:r>
-              <w:rPr>
-                <w:b/>
-                <w:i w:val="0"/>
-                <w:color w:val="EA580C"/>
-                <w:sz w:val="16"/>
-              </w:rPr>
-              <w:t>Moyenne</w:t>
-            </w:r>
-          </w:p>
-        </w:tc>
-        <w:tc>
-          <w:tcPr>
-            <w:tcW w:type="dxa" w:w="1247"/>
-          </w:tcPr>
-          <w:p>
-            <w:r>
-              <w:rPr>
-                <w:b/>
-                <w:i w:val="0"/>
-                <w:sz w:val="16"/>
-              </w:rPr>
-              <w:t>S09</w:t>
-              <w:br/>
-            </w:r>
-            <w:r>
-              <w:rPr>
-                <w:b w:val="0"/>
-                <w:i w:val="0"/>
-                <w:color w:val="64748B"/>
-                <w:sz w:val="14"/>
-              </w:rPr>
-              <w:t>Dépenses non alimentaires</w:t>
-            </w:r>
-          </w:p>
-        </w:tc>
-        <w:tc>
-          <w:tcPr>
-            <w:tcW w:type="dxa" w:w="1531"/>
-          </w:tcPr>
-          <w:p>
-            <w:r>
-              <w:rPr>
-                <w:b/>
-                <w:i w:val="0"/>
-                <w:color w:val="16A34A"/>
-                <w:sz w:val="16"/>
-              </w:rPr>
-              <w:t>—</w:t>
-            </w:r>
-          </w:p>
-        </w:tc>
-        <w:tc>
-          <w:tcPr>
-            <w:tcW w:type="dxa" w:w="1191"/>
-          </w:tcPr>
-          <w:p>
-            <w:r>
-              <w:rPr>
-                <w:b w:val="0"/>
-                <w:i w:val="0"/>
-                <w:color w:val="64748B"/>
-                <w:sz w:val="16"/>
-              </w:rPr>
-              <w:t>GT-CQ</w:t>
-            </w:r>
-          </w:p>
-        </w:tc>
-        <w:tc>
-          <w:tcPr>
-            <w:tcW w:type="dxa" w:w="4706"/>
-          </w:tcPr>
-          <w:p>
-            <w:r>
-              <w:rPr>
-                <w:b w:val="0"/>
-                <w:i w:val="0"/>
-                <w:sz w:val="17"/>
-              </w:rPr>
-              <w:t>Attention ! La dépense du ménage de YERO DIANKA (6000 Fcfa) au cours de 12 derniers mois de Linge de maison et articles associés (serviettes de bain, drap, couverture, couvre-lit, oreillers, moustiquaire, nattes, tapis, rideaux, éventail, etc.</w:t>
-            </w:r>
-          </w:p>
-        </w:tc>
-      </w:tr>
-      <w:tr>
-        <w:tc>
-          <w:tcPr>
-            <w:tcW w:type="dxa" w:w="964"/>
-          </w:tcPr>
-          <w:p>
-            <w:r>
-              <w:rPr>
-                <w:b/>
-                <w:i w:val="0"/>
-                <w:color w:val="EA580C"/>
-                <w:sz w:val="16"/>
-              </w:rPr>
-              <w:t>Moyenne</w:t>
-            </w:r>
-          </w:p>
-        </w:tc>
-        <w:tc>
-          <w:tcPr>
-            <w:tcW w:type="dxa" w:w="1247"/>
-          </w:tcPr>
-          <w:p>
-            <w:r>
-              <w:rPr>
-                <w:b/>
-                <w:i w:val="0"/>
-                <w:sz w:val="16"/>
-              </w:rPr>
-              <w:t>S09</w:t>
-              <w:br/>
-            </w:r>
-            <w:r>
-              <w:rPr>
-                <w:b w:val="0"/>
-                <w:i w:val="0"/>
-                <w:color w:val="64748B"/>
-                <w:sz w:val="14"/>
-              </w:rPr>
-              <w:t>Dépenses non alimentaires</w:t>
-            </w:r>
-          </w:p>
-        </w:tc>
-        <w:tc>
-          <w:tcPr>
-            <w:tcW w:type="dxa" w:w="1531"/>
-          </w:tcPr>
-          <w:p>
-            <w:r>
-              <w:rPr>
-                <w:b/>
-                <w:i w:val="0"/>
-                <w:color w:val="16A34A"/>
-                <w:sz w:val="16"/>
-              </w:rPr>
-              <w:t>—</w:t>
-            </w:r>
-          </w:p>
-        </w:tc>
-        <w:tc>
-          <w:tcPr>
-            <w:tcW w:type="dxa" w:w="1191"/>
-          </w:tcPr>
-          <w:p>
-            <w:r>
-              <w:rPr>
-                <w:b w:val="0"/>
-                <w:i w:val="0"/>
-                <w:color w:val="64748B"/>
-                <w:sz w:val="16"/>
-              </w:rPr>
-              <w:t>GT-CQ</w:t>
-            </w:r>
-          </w:p>
-        </w:tc>
-        <w:tc>
-          <w:tcPr>
-            <w:tcW w:type="dxa" w:w="4706"/>
-          </w:tcPr>
-          <w:p>
-            <w:r>
-              <w:rPr>
-                <w:b w:val="0"/>
-                <w:i w:val="0"/>
-                <w:sz w:val="17"/>
-              </w:rPr>
-              <w:t>) est relativement élevé.</w:t>
-            </w:r>
-          </w:p>
-        </w:tc>
-      </w:tr>
-      <w:tr>
-        <w:tc>
-          <w:tcPr>
-            <w:tcW w:type="dxa" w:w="964"/>
-          </w:tcPr>
-          <w:p>
-            <w:r>
-              <w:rPr>
-                <w:b/>
-                <w:i w:val="0"/>
-                <w:color w:val="EA580C"/>
-                <w:sz w:val="16"/>
-              </w:rPr>
-              <w:t>Moyenne</w:t>
-            </w:r>
-          </w:p>
-        </w:tc>
-        <w:tc>
-          <w:tcPr>
-            <w:tcW w:type="dxa" w:w="1247"/>
-          </w:tcPr>
-          <w:p>
-            <w:r>
-              <w:rPr>
-                <w:b/>
-                <w:i w:val="0"/>
-                <w:sz w:val="16"/>
-              </w:rPr>
-              <w:t>S10</w:t>
-              <w:br/>
-            </w:r>
-            <w:r>
-              <w:rPr>
-                <w:b w:val="0"/>
-                <w:i w:val="0"/>
-                <w:color w:val="64748B"/>
-                <w:sz w:val="14"/>
-              </w:rPr>
-              <w:t>Logement</w:t>
-            </w:r>
-          </w:p>
-        </w:tc>
-        <w:tc>
-          <w:tcPr>
-            <w:tcW w:type="dxa" w:w="1531"/>
-          </w:tcPr>
-          <w:p>
-            <w:r>
-              <w:rPr>
-                <w:b/>
-                <w:i w:val="0"/>
-                <w:color w:val="16A34A"/>
-                <w:sz w:val="16"/>
-              </w:rPr>
-              <w:t>s10q57</w:t>
-            </w:r>
-          </w:p>
-        </w:tc>
-        <w:tc>
-          <w:tcPr>
-            <w:tcW w:type="dxa" w:w="1191"/>
-          </w:tcPr>
-          <w:p>
-            <w:r>
-              <w:rPr>
-                <w:b w:val="0"/>
-                <w:i w:val="0"/>
-                <w:color w:val="64748B"/>
-                <w:sz w:val="16"/>
-              </w:rPr>
-              <w:t>GT-CQ</w:t>
-            </w:r>
-          </w:p>
-        </w:tc>
-        <w:tc>
-          <w:tcPr>
-            <w:tcW w:type="dxa" w:w="4706"/>
-          </w:tcPr>
-          <w:p>
-            <w:r>
-              <w:rPr>
-                <w:b w:val="0"/>
-                <w:i w:val="0"/>
-                <w:sz w:val="17"/>
-              </w:rPr>
-              <w:t>Veuillez, s'il vous plaît, donner une valeur exacte ou estimée du montant à renseigner different de 9999 dans les champs s1046 à s10q57 pour CONFECTION DE HACHE,HOUE.</w:t>
-            </w:r>
-          </w:p>
-        </w:tc>
-      </w:tr>
-      <w:tr>
-        <w:tc>
-          <w:tcPr>
-            <w:tcW w:type="dxa" w:w="964"/>
-          </w:tcPr>
-          <w:p>
-            <w:r>
-              <w:rPr>
-                <w:b/>
-                <w:i w:val="0"/>
-                <w:color w:val="EA580C"/>
-                <w:sz w:val="16"/>
-              </w:rPr>
-              <w:t>Moyenne</w:t>
-            </w:r>
-          </w:p>
-        </w:tc>
-        <w:tc>
-          <w:tcPr>
-            <w:tcW w:type="dxa" w:w="1247"/>
-          </w:tcPr>
-          <w:p>
-            <w:r>
-              <w:rPr>
-                <w:b/>
-                <w:i w:val="0"/>
-                <w:sz w:val="16"/>
-              </w:rPr>
-              <w:t>S11</w:t>
-              <w:br/>
-            </w:r>
-            <w:r>
-              <w:rPr>
-                <w:b w:val="0"/>
-                <w:i w:val="0"/>
-                <w:color w:val="64748B"/>
-                <w:sz w:val="14"/>
-              </w:rPr>
-              <w:t>Logement / cadre de vie</w:t>
-            </w:r>
-          </w:p>
-        </w:tc>
-        <w:tc>
-          <w:tcPr>
-            <w:tcW w:type="dxa" w:w="1531"/>
-          </w:tcPr>
-          <w:p>
-            <w:r>
-              <w:rPr>
-                <w:b/>
-                <w:i w:val="0"/>
-                <w:color w:val="16A34A"/>
-                <w:sz w:val="16"/>
-              </w:rPr>
-              <w:t>s01q23, s01q00b, s01q23_autre</w:t>
-            </w:r>
-          </w:p>
-        </w:tc>
-        <w:tc>
-          <w:tcPr>
-            <w:tcW w:type="dxa" w:w="1191"/>
-          </w:tcPr>
-          <w:p>
-            <w:r>
-              <w:rPr>
-                <w:b w:val="0"/>
-                <w:i w:val="0"/>
-                <w:color w:val="64748B"/>
-                <w:sz w:val="16"/>
-              </w:rPr>
-              <w:t>GT-CQ</w:t>
-            </w:r>
-          </w:p>
-        </w:tc>
-        <w:tc>
-          <w:tcPr>
-            <w:tcW w:type="dxa" w:w="4706"/>
-          </w:tcPr>
-          <w:p>
-            <w:r>
-              <w:rPr>
-                <w:b w:val="0"/>
-                <w:i w:val="0"/>
-                <w:sz w:val="17"/>
-              </w:rPr>
-              <w:t>Le moyen que le ménage utilise pour se débarrasser des excréments hors de la concession est AUCUN VIDANGE et semble exister dans les modalités, prière de prendre attache avec le QG pour plus d'explication afin de la classer bien.</w:t>
-            </w:r>
-          </w:p>
-        </w:tc>
-      </w:tr>
-      <w:tr>
-        <w:tc>
-          <w:tcPr>
-            <w:tcW w:type="dxa" w:w="964"/>
-          </w:tcPr>
-          <w:p>
-            <w:r>
-              <w:rPr>
-                <w:b/>
-                <w:i w:val="0"/>
-                <w:color w:val="EA580C"/>
-                <w:sz w:val="16"/>
-              </w:rPr>
-              <w:t>Moyenne</w:t>
-            </w:r>
-          </w:p>
-        </w:tc>
-        <w:tc>
-          <w:tcPr>
-            <w:tcW w:type="dxa" w:w="1247"/>
-          </w:tcPr>
-          <w:p>
-            <w:r>
-              <w:rPr>
-                <w:b/>
-                <w:i w:val="0"/>
-                <w:sz w:val="16"/>
-              </w:rPr>
-              <w:t>S11</w:t>
-              <w:br/>
-            </w:r>
-            <w:r>
-              <w:rPr>
-                <w:b w:val="0"/>
-                <w:i w:val="0"/>
-                <w:color w:val="64748B"/>
-                <w:sz w:val="14"/>
-              </w:rPr>
-              <w:t>Logement / cadre de vie</w:t>
-            </w:r>
-          </w:p>
-        </w:tc>
-        <w:tc>
-          <w:tcPr>
-            <w:tcW w:type="dxa" w:w="1531"/>
-          </w:tcPr>
-          <w:p>
-            <w:r>
-              <w:rPr>
-                <w:b/>
-                <w:i w:val="0"/>
-                <w:color w:val="16A34A"/>
-                <w:sz w:val="16"/>
-              </w:rPr>
-              <w:t>—</w:t>
-            </w:r>
-          </w:p>
-        </w:tc>
-        <w:tc>
-          <w:tcPr>
-            <w:tcW w:type="dxa" w:w="1191"/>
-          </w:tcPr>
-          <w:p>
-            <w:r>
-              <w:rPr>
-                <w:b w:val="0"/>
-                <w:i w:val="0"/>
-                <w:color w:val="64748B"/>
-                <w:sz w:val="16"/>
-              </w:rPr>
-              <w:t>GT-CQ</w:t>
-            </w:r>
-          </w:p>
-        </w:tc>
-        <w:tc>
-          <w:tcPr>
-            <w:tcW w:type="dxa" w:w="4706"/>
-          </w:tcPr>
-          <w:p>
-            <w:r>
-              <w:rPr>
-                <w:b w:val="0"/>
-                <w:i w:val="0"/>
-                <w:sz w:val="17"/>
-              </w:rPr>
-              <w:t>Attention!!! Les ménages vivants dans un(e) Maison Basse à MATAM Rural ont généralement comme principal matériau de construction le/la Ciment/Béton/Pierres de taille, mais celui du ménage de YERO DIANKA (Paille, Banco, motte de terre) diffère de celui-ci.</w:t>
-            </w:r>
-          </w:p>
-        </w:tc>
-      </w:tr>
-      <w:tr>
-        <w:tc>
-          <w:tcPr>
-            <w:tcW w:type="dxa" w:w="964"/>
-          </w:tcPr>
-          <w:p>
-            <w:r>
-              <w:rPr>
-                <w:b/>
-                <w:i w:val="0"/>
-                <w:color w:val="EA580C"/>
-                <w:sz w:val="16"/>
-              </w:rPr>
-              <w:t>Moyenne</w:t>
-            </w:r>
-          </w:p>
-        </w:tc>
-        <w:tc>
-          <w:tcPr>
-            <w:tcW w:type="dxa" w:w="1247"/>
-          </w:tcPr>
-          <w:p>
-            <w:r>
-              <w:rPr>
-                <w:b/>
-                <w:i w:val="0"/>
-                <w:sz w:val="16"/>
-              </w:rPr>
-              <w:t>S11</w:t>
-              <w:br/>
-            </w:r>
-            <w:r>
-              <w:rPr>
-                <w:b w:val="0"/>
-                <w:i w:val="0"/>
-                <w:color w:val="64748B"/>
-                <w:sz w:val="14"/>
-              </w:rPr>
-              <w:t>Logement / cadre de vie</w:t>
-            </w:r>
-          </w:p>
-        </w:tc>
-        <w:tc>
-          <w:tcPr>
-            <w:tcW w:type="dxa" w:w="1531"/>
-          </w:tcPr>
-          <w:p>
-            <w:r>
-              <w:rPr>
-                <w:b/>
-                <w:i w:val="0"/>
-                <w:color w:val="16A34A"/>
-                <w:sz w:val="16"/>
-              </w:rPr>
-              <w:t>—</w:t>
-            </w:r>
-          </w:p>
-        </w:tc>
-        <w:tc>
-          <w:tcPr>
-            <w:tcW w:type="dxa" w:w="1191"/>
-          </w:tcPr>
-          <w:p>
-            <w:r>
-              <w:rPr>
-                <w:b w:val="0"/>
-                <w:i w:val="0"/>
-                <w:color w:val="64748B"/>
-                <w:sz w:val="16"/>
-              </w:rPr>
-              <w:t>GT-CQ</w:t>
-            </w:r>
-          </w:p>
-        </w:tc>
-        <w:tc>
-          <w:tcPr>
-            <w:tcW w:type="dxa" w:w="4706"/>
-          </w:tcPr>
-          <w:p>
-            <w:r>
-              <w:rPr>
-                <w:b w:val="0"/>
-                <w:i w:val="0"/>
-                <w:sz w:val="17"/>
-              </w:rPr>
-              <w:t>Prière de vérifier pour être sûr que vous avez choisi les bonnes modalités des questions 11.01 et 11.18 .</w:t>
-            </w:r>
-          </w:p>
-        </w:tc>
-      </w:tr>
-      <w:tr>
-        <w:tc>
-          <w:tcPr>
-            <w:tcW w:type="dxa" w:w="964"/>
-          </w:tcPr>
-          <w:p>
-            <w:r>
-              <w:rPr>
-                <w:b/>
-                <w:i w:val="0"/>
-                <w:color w:val="EA580C"/>
-                <w:sz w:val="16"/>
-              </w:rPr>
-              <w:t>Moyenne</w:t>
-            </w:r>
-          </w:p>
-        </w:tc>
-        <w:tc>
-          <w:tcPr>
-            <w:tcW w:type="dxa" w:w="1247"/>
-          </w:tcPr>
-          <w:p>
-            <w:r>
-              <w:rPr>
-                <w:b/>
-                <w:i w:val="0"/>
-                <w:sz w:val="16"/>
-              </w:rPr>
-              <w:t>S11</w:t>
-              <w:br/>
-            </w:r>
-            <w:r>
-              <w:rPr>
-                <w:b w:val="0"/>
-                <w:i w:val="0"/>
-                <w:color w:val="64748B"/>
-                <w:sz w:val="14"/>
-              </w:rPr>
-              <w:t>Logement / cadre de vie</w:t>
-            </w:r>
-          </w:p>
-        </w:tc>
-        <w:tc>
-          <w:tcPr>
-            <w:tcW w:type="dxa" w:w="1531"/>
-          </w:tcPr>
-          <w:p>
-            <w:r>
-              <w:rPr>
-                <w:b/>
-                <w:i w:val="0"/>
-                <w:color w:val="16A34A"/>
-                <w:sz w:val="16"/>
-              </w:rPr>
-              <w:t>—</w:t>
-            </w:r>
-          </w:p>
-        </w:tc>
-        <w:tc>
-          <w:tcPr>
-            <w:tcW w:type="dxa" w:w="1191"/>
-          </w:tcPr>
-          <w:p>
-            <w:r>
-              <w:rPr>
-                <w:b w:val="0"/>
-                <w:i w:val="0"/>
-                <w:color w:val="64748B"/>
-                <w:sz w:val="16"/>
-              </w:rPr>
-              <w:t>GT-CQ</w:t>
-            </w:r>
-          </w:p>
-        </w:tc>
-        <w:tc>
-          <w:tcPr>
-            <w:tcW w:type="dxa" w:w="4706"/>
-          </w:tcPr>
-          <w:p>
-            <w:r>
-              <w:rPr>
-                <w:b w:val="0"/>
-                <w:i w:val="0"/>
-                <w:sz w:val="17"/>
-              </w:rPr>
-              <w:t>Merci de ne pas corriger si vous êtes sûr de celui donné par le ménage et observé par vous.</w:t>
-            </w:r>
-          </w:p>
-        </w:tc>
-      </w:tr>
-      <w:tr>
-        <w:tc>
-          <w:tcPr>
-            <w:tcW w:type="dxa" w:w="964"/>
-          </w:tcPr>
-          <w:p>
-            <w:r>
-              <w:rPr>
-                <w:b/>
-                <w:i w:val="0"/>
-                <w:color w:val="EA580C"/>
-                <w:sz w:val="16"/>
-              </w:rPr>
-              <w:t>Moyenne</w:t>
-            </w:r>
-          </w:p>
-        </w:tc>
-        <w:tc>
-          <w:tcPr>
-            <w:tcW w:type="dxa" w:w="1247"/>
-          </w:tcPr>
-          <w:p>
-            <w:r>
-              <w:rPr>
-                <w:b/>
-                <w:i w:val="0"/>
-                <w:sz w:val="16"/>
-              </w:rPr>
-              <w:t>S12</w:t>
-              <w:br/>
-            </w:r>
-            <w:r>
-              <w:rPr>
-                <w:b w:val="0"/>
-                <w:i w:val="0"/>
-                <w:color w:val="64748B"/>
-                <w:sz w:val="14"/>
-              </w:rPr>
-              <w:t>Avoirs / biens durables</w:t>
-            </w:r>
-          </w:p>
-        </w:tc>
-        <w:tc>
-          <w:tcPr>
-            <w:tcW w:type="dxa" w:w="1531"/>
-          </w:tcPr>
-          <w:p>
-            <w:r>
-              <w:rPr>
-                <w:b/>
-                <w:i w:val="0"/>
-                <w:color w:val="16A34A"/>
-                <w:sz w:val="16"/>
-              </w:rPr>
-              <w:t>s01q02, s02q01__1, s02q02__1, s02q03__1, s02q15, s03q17, s04q28, s04q35d</w:t>
-            </w:r>
-          </w:p>
-        </w:tc>
-        <w:tc>
-          <w:tcPr>
-            <w:tcW w:type="dxa" w:w="1191"/>
-          </w:tcPr>
-          <w:p>
-            <w:r>
-              <w:rPr>
-                <w:b w:val="0"/>
-                <w:i w:val="0"/>
-                <w:color w:val="64748B"/>
-                <w:sz w:val="16"/>
-              </w:rPr>
-              <w:t>GT-CQ</w:t>
-            </w:r>
-          </w:p>
-        </w:tc>
-        <w:tc>
-          <w:tcPr>
-            <w:tcW w:type="dxa" w:w="4706"/>
-          </w:tcPr>
-          <w:p>
-            <w:r>
-              <w:rPr>
-                <w:b w:val="0"/>
-                <w:i w:val="0"/>
-                <w:sz w:val="17"/>
-              </w:rPr>
-              <w:t>Le prix de revente de l'article  Matelas simple ne doit pas être égal 0 même si le ménage l'a reçu en cadeau prière de leurs aider à faire une estimations.</w:t>
-            </w:r>
-          </w:p>
-        </w:tc>
-      </w:tr>
-      <w:tr>
-        <w:tc>
-          <w:tcPr>
-            <w:tcW w:type="dxa" w:w="964"/>
-          </w:tcPr>
-          <w:p>
-            <w:r>
-              <w:rPr>
-                <w:b/>
-                <w:i w:val="0"/>
-                <w:color w:val="EA580C"/>
-                <w:sz w:val="16"/>
-              </w:rPr>
-              <w:t>Moyenne</w:t>
-            </w:r>
-          </w:p>
-        </w:tc>
-        <w:tc>
-          <w:tcPr>
-            <w:tcW w:type="dxa" w:w="1247"/>
-          </w:tcPr>
-          <w:p>
-            <w:r>
-              <w:rPr>
-                <w:b/>
-                <w:i w:val="0"/>
-                <w:sz w:val="16"/>
-              </w:rPr>
-              <w:t>S12</w:t>
-              <w:br/>
-            </w:r>
-            <w:r>
-              <w:rPr>
-                <w:b w:val="0"/>
-                <w:i w:val="0"/>
-                <w:color w:val="64748B"/>
-                <w:sz w:val="14"/>
-              </w:rPr>
-              <w:t>Avoirs / biens durables</w:t>
-            </w:r>
-          </w:p>
-        </w:tc>
-        <w:tc>
-          <w:tcPr>
-            <w:tcW w:type="dxa" w:w="1531"/>
-          </w:tcPr>
-          <w:p>
-            <w:r>
-              <w:rPr>
-                <w:b/>
-                <w:i w:val="0"/>
-                <w:color w:val="16A34A"/>
-                <w:sz w:val="16"/>
-              </w:rPr>
-              <w:t>s01q02, s02q01__1, s02q02__1, s02q03__1, s02q15, s03q17, s04q28, s04q35d</w:t>
-            </w:r>
-          </w:p>
-        </w:tc>
-        <w:tc>
-          <w:tcPr>
-            <w:tcW w:type="dxa" w:w="1191"/>
-          </w:tcPr>
-          <w:p>
-            <w:r>
-              <w:rPr>
-                <w:b w:val="0"/>
-                <w:i w:val="0"/>
-                <w:color w:val="64748B"/>
-                <w:sz w:val="16"/>
-              </w:rPr>
-              <w:t>GT-CQ</w:t>
-            </w:r>
-          </w:p>
-        </w:tc>
-        <w:tc>
-          <w:tcPr>
-            <w:tcW w:type="dxa" w:w="4706"/>
-          </w:tcPr>
-          <w:p>
-            <w:r>
-              <w:rPr>
-                <w:b w:val="0"/>
-                <w:i w:val="0"/>
-                <w:sz w:val="17"/>
-              </w:rPr>
               <w:t>Le prix de revente de l'article  Téléphone portable ne doit pas être égal 0 même si le ménage l'a reçu en cadeau prière de leurs aider à faire une estimations.</w:t>
-            </w:r>
-          </w:p>
-        </w:tc>
-      </w:tr>
-      <w:tr>
-        <w:tc>
-          <w:tcPr>
-            <w:tcW w:type="dxa" w:w="964"/>
-          </w:tcPr>
-          <w:p>
-            <w:r>
-              <w:rPr>
-                <w:b/>
-                <w:i w:val="0"/>
-                <w:color w:val="EA580C"/>
-                <w:sz w:val="16"/>
-              </w:rPr>
-              <w:t>Moyenne</w:t>
-            </w:r>
-          </w:p>
-        </w:tc>
-        <w:tc>
-          <w:tcPr>
-            <w:tcW w:type="dxa" w:w="1247"/>
-          </w:tcPr>
-          <w:p>
-            <w:r>
-              <w:rPr>
-                <w:b/>
-                <w:i w:val="0"/>
-                <w:sz w:val="16"/>
-              </w:rPr>
-              <w:t>S13</w:t>
-              <w:br/>
-            </w:r>
-            <w:r>
-              <w:rPr>
-                <w:b w:val="0"/>
-                <w:i w:val="0"/>
-                <w:color w:val="64748B"/>
-                <w:sz w:val="14"/>
-              </w:rPr>
-              <w:t>Transferts</w:t>
-            </w:r>
-          </w:p>
-        </w:tc>
-        <w:tc>
-          <w:tcPr>
-            <w:tcW w:type="dxa" w:w="1531"/>
-          </w:tcPr>
-          <w:p>
-            <w:r>
-              <w:rPr>
-                <w:b/>
-                <w:i w:val="0"/>
-                <w:color w:val="16A34A"/>
-                <w:sz w:val="16"/>
-              </w:rPr>
-              <w:t>s00q07a, s00q08, s00q10, s00q13_0, s00q15_0, s00q17_0, s00q23a, s00q23b</w:t>
-            </w:r>
-          </w:p>
-        </w:tc>
-        <w:tc>
-          <w:tcPr>
-            <w:tcW w:type="dxa" w:w="1191"/>
-          </w:tcPr>
-          <w:p>
-            <w:r>
-              <w:rPr>
-                <w:b w:val="0"/>
-                <w:i w:val="0"/>
-                <w:color w:val="64748B"/>
-                <w:sz w:val="16"/>
-              </w:rPr>
-              <w:t>GT-CQ</w:t>
-            </w:r>
-          </w:p>
-        </w:tc>
-        <w:tc>
-          <w:tcPr>
-            <w:tcW w:type="dxa" w:w="4706"/>
-          </w:tcPr>
-          <w:p>
-            <w:r>
-              <w:rPr>
-                <w:b w:val="0"/>
-                <w:i w:val="0"/>
-                <w:sz w:val="17"/>
-              </w:rPr>
-              <w:t>L'enquêteur prière de fournir d'effort pour avoir le niveau d'étude et l'âge de celui qui a envoyé/donné de l'argent dans la section 13a (Transfert reçu).</w:t>
             </w:r>
           </w:p>
         </w:tc>
